--- a/public/lesson-32.docx
+++ b/public/lesson-32.docx
@@ -4,163 +4,337 @@
   <w:body>
     <w:p>
       <w:pPr>
-        <w:pStyle w:val="Heading2"/>
-        <w:rPr>
-          <w:b w:val="0"/>
-          <w:i w:val="0"/>
-          <w:lang w:val="ru-RU"/>
-        </w:rPr>
-      </w:pPr>
-      <w:r>
-        <w:rPr>
-          <w:b w:val="0"/>
-          <w:i w:val="0"/>
-          <w:lang w:val="ru-RU"/>
-        </w:rPr>
-        <w:t>Урок 32. Дэвид Юм</w:t>
+        <w:rPr>
+          <w:rFonts w:ascii="Times New Roman" w:hAnsi="Times New Roman" w:cs="Times New Roman"/>
+          <w:sz w:val="24"/>
+          <w:szCs w:val="24"/>
+          <w:lang w:val="ru-RU"/>
+        </w:rPr>
+      </w:pPr>
+      <w:r>
+        <w:rPr>
+          <w:rFonts w:ascii="Times New Roman" w:hAnsi="Times New Roman" w:cs="Times New Roman"/>
+          <w:sz w:val="24"/>
+          <w:szCs w:val="24"/>
+          <w:lang w:val="ru-RU"/>
+        </w:rPr>
+        <w:t>Дэвид Юм (</w:t>
+      </w:r>
+      <w:r>
+        <w:rPr>
+          <w:rFonts w:ascii="Times New Roman" w:hAnsi="Times New Roman" w:cs="Times New Roman"/>
+          <w:sz w:val="24"/>
+          <w:szCs w:val="24"/>
+        </w:rPr>
+        <w:t>Hume</w:t>
+      </w:r>
+      <w:r>
+        <w:rPr>
+          <w:rFonts w:ascii="Times New Roman" w:hAnsi="Times New Roman" w:cs="Times New Roman"/>
+          <w:sz w:val="24"/>
+          <w:szCs w:val="24"/>
+          <w:lang w:val="ru-RU"/>
+        </w:rPr>
+        <w:t>)</w:t>
       </w:r>
     </w:p>
     <w:p>
       <w:pPr>
-        <w:rPr>
-          <w:lang w:val="ru-RU"/>
-        </w:rPr>
-      </w:pPr>
-      <w:r>
-        <w:rPr>
-          <w:lang w:val="ru-RU"/>
-        </w:rPr>
-        <w:t>Дэвид Юм (</w:t>
-      </w:r>
-      <w:r>
-        <w:t>Hume</w:t>
-      </w:r>
-      <w:r>
-        <w:rPr>
-          <w:lang w:val="ru-RU"/>
-        </w:rPr>
-        <w:t xml:space="preserve">) </w:t>
-      </w:r>
-      <w:r>
-        <w:rPr>
-          <w:b/>
+        <w:pStyle w:val="Heading2"/>
+        <w:rPr>
+          <w:lang w:val="ru-RU"/>
+        </w:rPr>
+      </w:pPr>
+      <w:r>
+        <w:rPr>
           <w:lang w:val="ru-RU"/>
         </w:rPr>
         <w:t>Третий такт британского эмпиризма.</w:t>
-      </w:r>
-      <w:r>
-        <w:rPr>
-          <w:lang w:val="ru-RU"/>
-        </w:rPr>
-        <w:t xml:space="preserve"> Юм завершает линию британского эмпиризма, подведя к логическую итогу философию Локка и Беркли и породив в итоге что-то принципиально новое.</w:t>
       </w:r>
     </w:p>
     <w:p>
       <w:pPr>
         <w:rPr>
-          <w:lang w:val="ru-RU"/>
-        </w:rPr>
-      </w:pPr>
-      <w:r>
-        <w:rPr>
-          <w:lang w:val="ru-RU"/>
-        </w:rPr>
-        <w:t xml:space="preserve">Локк говорил о том, что и мыслящая и материальная субстанция принципиально непознаваема (Локк, как и я Декарт, признавал два типа субстанции); изучать можно только идеи качеств, которые она «удерживает». Беркли говорил, что материальной субстанции не существует, но есть две мыслящих — я и бог; причем есть подвластные мне восприятия (воображение) и неподвластные мне восприятия — божественные (ощущения, </w:t>
-      </w:r>
-      <w:r>
-        <w:rPr>
-          <w:i/>
-        </w:rPr>
-        <w:t>sense</w:t>
-      </w:r>
-      <w:r>
-        <w:rPr>
-          <w:lang w:val="ru-RU"/>
-        </w:rPr>
-        <w:t>).</w:t>
+          <w:rFonts w:ascii="Times New Roman" w:hAnsi="Times New Roman" w:cs="Times New Roman"/>
+          <w:sz w:val="24"/>
+          <w:szCs w:val="24"/>
+          <w:lang w:val="ru-RU"/>
+        </w:rPr>
+      </w:pPr>
+      <w:r>
+        <w:rPr>
+          <w:rFonts w:ascii="Times New Roman" w:hAnsi="Times New Roman" w:cs="Times New Roman"/>
+          <w:sz w:val="24"/>
+          <w:szCs w:val="24"/>
+          <w:lang w:val="ru-RU"/>
+        </w:rPr>
+        <w:t>Юм завершает линию британского эмпиризма, подведя к логическую итогу философию Локка и Беркли и породив в итоге что-то принципиально новое.</w:t>
       </w:r>
     </w:p>
     <w:p>
       <w:pPr>
         <w:rPr>
-          <w:lang w:val="ru-RU"/>
-        </w:rPr>
-      </w:pPr>
-      <w:r>
-        <w:rPr>
+          <w:rFonts w:ascii="Times New Roman" w:hAnsi="Times New Roman" w:cs="Times New Roman"/>
+          <w:sz w:val="24"/>
+          <w:szCs w:val="24"/>
+          <w:lang w:val="ru-RU"/>
+        </w:rPr>
+      </w:pPr>
+      <w:r>
+        <w:rPr>
+          <w:rFonts w:ascii="Times New Roman" w:hAnsi="Times New Roman" w:cs="Times New Roman"/>
+          <w:sz w:val="24"/>
+          <w:szCs w:val="24"/>
+          <w:lang w:val="ru-RU"/>
+        </w:rPr>
+        <w:t xml:space="preserve">Локк говорил о том, что и мыслящая и материальная субстанция принципиально непознаваема (Локк, как и я Декарт, признавал два типа субстанции); изучать можно только идеи качеств, которые она «удерживает». Беркли говорил, что материальной субстанции не существует, но есть две мыслящих — я и бог; причем есть подвластные мне восприятия (воображение) и неподвластные мне восприятия — божественные (ощущения, </w:t>
+      </w:r>
+      <w:r>
+        <w:rPr>
+          <w:rFonts w:ascii="Times New Roman" w:hAnsi="Times New Roman" w:cs="Times New Roman"/>
+          <w:i/>
+          <w:sz w:val="24"/>
+          <w:szCs w:val="24"/>
+        </w:rPr>
+        <w:t>sense</w:t>
+      </w:r>
+      <w:r>
+        <w:rPr>
+          <w:rFonts w:ascii="Times New Roman" w:hAnsi="Times New Roman" w:cs="Times New Roman"/>
+          <w:sz w:val="24"/>
+          <w:szCs w:val="24"/>
+          <w:lang w:val="ru-RU"/>
+        </w:rPr>
+        <w:t>).</w:t>
+      </w:r>
+    </w:p>
+    <w:p>
+      <w:pPr>
+        <w:pStyle w:val="Heading2"/>
+        <w:rPr>
+          <w:lang w:val="ru-RU"/>
+        </w:rPr>
+      </w:pPr>
+      <w:r>
+        <w:rPr>
+          <w:lang w:val="ru-RU"/>
+        </w:rPr>
+        <w:t>Новый теоретический объект</w:t>
+      </w:r>
+    </w:p>
+    <w:p>
+      <w:pPr>
+        <w:rPr>
+          <w:rFonts w:ascii="Times New Roman" w:hAnsi="Times New Roman" w:cs="Times New Roman"/>
+          <w:sz w:val="24"/>
+          <w:szCs w:val="24"/>
+          <w:lang w:val="ru-RU"/>
+        </w:rPr>
+      </w:pPr>
+      <w:r>
+        <w:rPr>
+          <w:rFonts w:ascii="Times New Roman" w:hAnsi="Times New Roman" w:cs="Times New Roman"/>
+          <w:sz w:val="24"/>
+          <w:szCs w:val="24"/>
           <w:lang w:val="ru-RU"/>
         </w:rPr>
         <w:t xml:space="preserve">Юм идет ещё дальше и </w:t>
       </w:r>
       <w:r>
         <w:rPr>
+          <w:rFonts w:ascii="Times New Roman" w:hAnsi="Times New Roman" w:cs="Times New Roman"/>
           <w:i/>
+          <w:sz w:val="24"/>
+          <w:szCs w:val="24"/>
           <w:lang w:val="ru-RU"/>
         </w:rPr>
         <w:t>убирает вообще всю субстанцию</w:t>
       </w:r>
       <w:r>
         <w:rPr>
-          <w:lang w:val="ru-RU"/>
-        </w:rPr>
-        <w:t xml:space="preserve">. Возникает что-то совершенно новое. Любая философская мысль высказанная до Юма является по его мнению продуктом некоторого предрассудка; разум людей находится на искусственно сконструированной когнитивной сцене: мы признаем наличие субстанций и именуем их </w:t>
-      </w:r>
-      <w:r>
-        <w:rPr>
+          <w:rFonts w:ascii="Times New Roman" w:hAnsi="Times New Roman" w:cs="Times New Roman"/>
+          <w:sz w:val="24"/>
+          <w:szCs w:val="24"/>
+          <w:lang w:val="ru-RU"/>
+        </w:rPr>
+        <w:t xml:space="preserve">. Возникает что-то совершенно новое. </w:t>
+      </w:r>
+      <w:r>
+        <w:rPr>
+          <w:rFonts w:ascii="Times New Roman" w:hAnsi="Times New Roman" w:cs="Times New Roman"/>
+          <w:sz w:val="24"/>
+          <w:szCs w:val="24"/>
+          <w:lang w:val="ru-RU"/>
+        </w:rPr>
+        <w:t>Любая философская мысль,</w:t>
+      </w:r>
+      <w:r>
+        <w:rPr>
+          <w:rFonts w:ascii="Times New Roman" w:hAnsi="Times New Roman" w:cs="Times New Roman"/>
+          <w:sz w:val="24"/>
+          <w:szCs w:val="24"/>
+          <w:lang w:val="ru-RU"/>
+        </w:rPr>
+        <w:t xml:space="preserve"> высказанная </w:t>
+      </w:r>
+      <w:r>
+        <w:rPr>
+          <w:rFonts w:ascii="Times New Roman" w:hAnsi="Times New Roman" w:cs="Times New Roman"/>
+          <w:sz w:val="24"/>
+          <w:szCs w:val="24"/>
+          <w:lang w:val="ru-RU"/>
+        </w:rPr>
+        <w:t>до Юма,</w:t>
+      </w:r>
+      <w:r>
+        <w:rPr>
+          <w:rFonts w:ascii="Times New Roman" w:hAnsi="Times New Roman" w:cs="Times New Roman"/>
+          <w:sz w:val="24"/>
+          <w:szCs w:val="24"/>
+          <w:lang w:val="ru-RU"/>
+        </w:rPr>
+        <w:t xml:space="preserve"> </w:t>
+      </w:r>
+      <w:r>
+        <w:rPr>
+          <w:rFonts w:ascii="Times New Roman" w:hAnsi="Times New Roman" w:cs="Times New Roman"/>
+          <w:sz w:val="24"/>
+          <w:szCs w:val="24"/>
+          <w:lang w:val="ru-RU"/>
+        </w:rPr>
+        <w:t>является, по его мнению,</w:t>
+      </w:r>
+      <w:r>
+        <w:rPr>
+          <w:rFonts w:ascii="Times New Roman" w:hAnsi="Times New Roman" w:cs="Times New Roman"/>
+          <w:sz w:val="24"/>
+          <w:szCs w:val="24"/>
+          <w:lang w:val="ru-RU"/>
+        </w:rPr>
+        <w:t xml:space="preserve"> продуктом некоторого предрассудка; разум людей находится на искусственно сконструированной когнитивной сцене: мы признаем наличие субстанций и именуем их </w:t>
+      </w:r>
+      <w:r>
+        <w:rPr>
+          <w:rFonts w:ascii="Times New Roman" w:hAnsi="Times New Roman" w:cs="Times New Roman"/>
           <w:i/>
+          <w:sz w:val="24"/>
+          <w:szCs w:val="24"/>
           <w:lang w:val="ru-RU"/>
         </w:rPr>
         <w:t>объектами</w:t>
       </w:r>
       <w:r>
         <w:rPr>
+          <w:rFonts w:ascii="Times New Roman" w:hAnsi="Times New Roman" w:cs="Times New Roman"/>
+          <w:sz w:val="24"/>
+          <w:szCs w:val="24"/>
           <w:lang w:val="ru-RU"/>
         </w:rPr>
         <w:t xml:space="preserve"> и </w:t>
       </w:r>
       <w:r>
         <w:rPr>
+          <w:rFonts w:ascii="Times New Roman" w:hAnsi="Times New Roman" w:cs="Times New Roman"/>
           <w:i/>
+          <w:sz w:val="24"/>
+          <w:szCs w:val="24"/>
           <w:lang w:val="ru-RU"/>
         </w:rPr>
         <w:t>субъектами</w:t>
       </w:r>
       <w:r>
         <w:rPr>
-          <w:lang w:val="ru-RU"/>
-        </w:rPr>
-        <w:t xml:space="preserve">. Никогда никто не ставил под сомнение то, что есть «я» как некая сущность, которая находится в окружении объектов, и с ними как-то взаимодействует. Какие бы мысли мы не высказывали, всегда остается субъектно-объектная структура, где есть «я» и что-то по ту сторону «меня»: </w:t>
-      </w:r>
-      <w:r>
-        <w:rPr>
+          <w:rFonts w:ascii="Times New Roman" w:hAnsi="Times New Roman" w:cs="Times New Roman"/>
+          <w:sz w:val="24"/>
+          <w:szCs w:val="24"/>
+          <w:lang w:val="ru-RU"/>
+        </w:rPr>
+        <w:t>. Никогда никто не ставил под сомнение то, что есть «я» как некая сущность, которая находится в окружении объектов, и с ними как-то взаимодействует. Какие бы мысли мы не высказывали, всегда остается субъектно-объектная структура, где есть «я» и что-то по ту сторону «меня»</w:t>
+      </w:r>
+    </w:p>
+    <w:p>
+      <w:pPr>
+        <w:rPr>
+          <w:rFonts w:ascii="Times New Roman" w:hAnsi="Times New Roman" w:cs="Times New Roman"/>
+          <w:sz w:val="24"/>
+          <w:szCs w:val="24"/>
+          <w:lang w:val="ru-RU"/>
+        </w:rPr>
+      </w:pPr>
+      <w:r>
+        <w:rPr>
+          <w:rFonts w:ascii="Times New Roman" w:hAnsi="Times New Roman" w:cs="Times New Roman"/>
           <w:b/>
+          <w:sz w:val="24"/>
+          <w:szCs w:val="24"/>
           <w:lang w:val="ru-RU"/>
         </w:rPr>
         <w:t>Субъект ——&gt; объект</w:t>
       </w:r>
-      <w:r>
-        <w:rPr>
-          <w:lang w:val="ru-RU"/>
-        </w:rPr>
-        <w:t xml:space="preserve"> По Юму они не являются чем-то исходным и самоочевидным. Убрав их, получаем </w:t>
-      </w:r>
-      <w:r>
-        <w:rPr>
+    </w:p>
+    <w:p>
+      <w:pPr>
+        <w:rPr>
+          <w:rFonts w:ascii="Times New Roman" w:hAnsi="Times New Roman" w:cs="Times New Roman"/>
+          <w:sz w:val="24"/>
+          <w:szCs w:val="24"/>
+          <w:lang w:val="ru-RU"/>
+        </w:rPr>
+      </w:pPr>
+      <w:r>
+        <w:rPr>
+          <w:rFonts w:ascii="Times New Roman" w:hAnsi="Times New Roman" w:cs="Times New Roman"/>
+          <w:sz w:val="24"/>
+          <w:szCs w:val="24"/>
+          <w:lang w:val="ru-RU"/>
+        </w:rPr>
+        <w:t>По Юму они не являются чем-то исходным и самоочевидным. Убрав их, получаем</w:t>
+      </w:r>
+      <w:r>
+        <w:rPr>
+          <w:rFonts w:ascii="Times New Roman" w:hAnsi="Times New Roman" w:cs="Times New Roman"/>
+          <w:sz w:val="24"/>
+          <w:szCs w:val="24"/>
+          <w:lang w:val="ru-RU"/>
+        </w:rPr>
+        <w:t xml:space="preserve"> </w:t>
+      </w:r>
+    </w:p>
+    <w:p>
+      <w:pPr>
+        <w:rPr>
+          <w:rFonts w:ascii="Times New Roman" w:hAnsi="Times New Roman" w:cs="Times New Roman"/>
+          <w:sz w:val="24"/>
+          <w:szCs w:val="24"/>
+          <w:lang w:val="ru-RU"/>
+        </w:rPr>
+      </w:pPr>
+      <w:r>
+        <w:rPr>
+          <w:rFonts w:ascii="Times New Roman" w:hAnsi="Times New Roman" w:cs="Times New Roman"/>
           <w:b/>
           <w:strike/>
+          <w:sz w:val="24"/>
+          <w:szCs w:val="24"/>
           <w:lang w:val="ru-RU"/>
         </w:rPr>
         <w:t>Субъект</w:t>
       </w:r>
       <w:r>
         <w:rPr>
+          <w:rFonts w:ascii="Times New Roman" w:hAnsi="Times New Roman" w:cs="Times New Roman"/>
+          <w:sz w:val="24"/>
+          <w:szCs w:val="24"/>
           <w:lang w:val="ru-RU"/>
         </w:rPr>
         <w:t xml:space="preserve"> </w:t>
       </w:r>
       <w:r>
         <w:rPr>
+          <w:rFonts w:ascii="Times New Roman" w:hAnsi="Times New Roman" w:cs="Times New Roman"/>
           <w:b/>
+          <w:sz w:val="24"/>
+          <w:szCs w:val="24"/>
           <w:lang w:val="ru-RU"/>
         </w:rPr>
         <w:t>(</w:t>
@@ -168,7 +342,10 @@
       <w:r>
         <w:rPr>
           <w:rStyle w:val="InlineCode"/>
+          <w:rFonts w:ascii="Times New Roman" w:hAnsi="Times New Roman" w:cs="Times New Roman"/>
           <w:b/>
+          <w:sz w:val="24"/>
+          <w:szCs w:val="24"/>
           <w:highlight w:val="none"/>
           <w:lang w:val="ru-RU"/>
         </w:rPr>
@@ -176,278 +353,621 @@
       </w:r>
       <w:r>
         <w:rPr>
+          <w:rFonts w:ascii="Times New Roman" w:hAnsi="Times New Roman" w:cs="Times New Roman"/>
           <w:b/>
+          <w:sz w:val="24"/>
+          <w:szCs w:val="24"/>
           <w:lang w:val="ru-RU"/>
         </w:rPr>
         <w:t>)</w:t>
       </w:r>
       <w:r>
         <w:rPr>
+          <w:rFonts w:ascii="Times New Roman" w:hAnsi="Times New Roman" w:cs="Times New Roman"/>
+          <w:sz w:val="24"/>
+          <w:szCs w:val="24"/>
           <w:lang w:val="ru-RU"/>
         </w:rPr>
         <w:t xml:space="preserve"> </w:t>
       </w:r>
       <w:r>
         <w:rPr>
+          <w:rFonts w:ascii="Times New Roman" w:hAnsi="Times New Roman" w:cs="Times New Roman"/>
           <w:b/>
           <w:strike/>
+          <w:sz w:val="24"/>
+          <w:szCs w:val="24"/>
           <w:lang w:val="ru-RU"/>
         </w:rPr>
         <w:t>объект</w:t>
       </w:r>
       <w:r>
         <w:rPr>
-          <w:lang w:val="ru-RU"/>
-        </w:rPr>
-        <w:t xml:space="preserve">, где </w:t>
-      </w:r>
-      <w:r>
-        <w:rPr>
-          <w:b/>
-          <w:lang w:val="ru-RU"/>
-        </w:rPr>
-        <w:t>(</w:t>
-      </w:r>
-      <w:r>
-        <w:rPr>
-          <w:rStyle w:val="InlineCode"/>
-          <w:b/>
-          <w:highlight w:val="none"/>
-          <w:lang w:val="ru-RU"/>
-        </w:rPr>
-        <w:t>&lt;——&gt;</w:t>
-      </w:r>
-      <w:r>
-        <w:rPr>
-          <w:b/>
-          <w:lang w:val="ru-RU"/>
-        </w:rPr>
-        <w:t>)</w:t>
-      </w:r>
-      <w:r>
-        <w:rPr>
-          <w:lang w:val="ru-RU"/>
-        </w:rPr>
-        <w:t xml:space="preserve"> — это «поле эмпирического опыта», или «поле корреляции» между </w:t>
-      </w:r>
-      <w:r>
-        <w:rPr>
-          <w:b/>
-        </w:rPr>
-        <w:t>perceptio</w:t>
-      </w:r>
-      <w:r>
-        <w:rPr>
-          <w:lang w:val="ru-RU"/>
-        </w:rPr>
-        <w:t xml:space="preserve"> (воспринимающее) и </w:t>
-      </w:r>
-      <w:r>
-        <w:rPr>
-          <w:b/>
-        </w:rPr>
-        <w:t>percepi</w:t>
-      </w:r>
-      <w:r>
-        <w:rPr>
-          <w:lang w:val="ru-RU"/>
-        </w:rPr>
-        <w:t xml:space="preserve"> (воспринимаемое). Это не просто замена одних терминов на другие; </w:t>
-      </w:r>
-      <w:r>
-        <w:rPr>
-          <w:i/>
-        </w:rPr>
-        <w:t>perceptio</w:t>
-      </w:r>
-      <w:r>
-        <w:rPr>
-          <w:lang w:val="ru-RU"/>
-        </w:rPr>
-        <w:t xml:space="preserve"> и </w:t>
-      </w:r>
-      <w:r>
-        <w:rPr>
-          <w:i/>
-        </w:rPr>
-        <w:t>percepi</w:t>
-      </w:r>
-      <w:r>
-        <w:rPr>
-          <w:lang w:val="ru-RU"/>
-        </w:rPr>
-        <w:t xml:space="preserve"> отличаются от субъекта и объекта тем, что не существуют друг без друга. В поле опыта нет строгого разделения на </w:t>
-      </w:r>
-      <w:r>
-        <w:rPr>
-          <w:i/>
-        </w:rPr>
-        <w:t>perceptio</w:t>
-      </w:r>
-      <w:r>
-        <w:rPr>
-          <w:lang w:val="ru-RU"/>
-        </w:rPr>
-        <w:t xml:space="preserve"> и </w:t>
-      </w:r>
-      <w:r>
-        <w:rPr>
-          <w:i/>
-        </w:rPr>
-        <w:t>percepi</w:t>
-      </w:r>
-      <w:r>
-        <w:rPr>
-          <w:lang w:val="ru-RU"/>
-        </w:rPr>
-        <w:t xml:space="preserve">; это разделение условно в рамках взаимодействия. В этой системе нету субстанции; все воспринимаемое не происходит где-то «во мне»; «меня» здесь даже нету; есть только корреляция </w:t>
-      </w:r>
-      <w:r>
-        <w:rPr>
-          <w:i/>
-        </w:rPr>
-        <w:t>perceptio</w:t>
-      </w:r>
-      <w:r>
-        <w:rPr>
-          <w:lang w:val="ru-RU"/>
-        </w:rPr>
-        <w:t xml:space="preserve"> и </w:t>
-      </w:r>
-      <w:r>
-        <w:rPr>
-          <w:i/>
-        </w:rPr>
-        <w:t>percepi</w:t>
-      </w:r>
-      <w:r>
-        <w:rPr>
-          <w:lang w:val="ru-RU"/>
-        </w:rPr>
-        <w:t>.</w:t>
+          <w:rFonts w:ascii="Times New Roman" w:hAnsi="Times New Roman" w:cs="Times New Roman"/>
+          <w:sz w:val="24"/>
+          <w:szCs w:val="24"/>
+          <w:lang w:val="ru-RU"/>
+        </w:rPr>
+        <w:t>,</w:t>
       </w:r>
     </w:p>
     <w:p>
       <w:pPr>
-        <w:pStyle w:val="Quote"/>
-        <w:rPr>
-          <w:i w:val="0"/>
-          <w:lang w:val="ru-RU"/>
-        </w:rPr>
-      </w:pPr>
-      <w:r>
-        <w:rPr>
-          <w:i w:val="0"/>
-          <w:lang w:val="ru-RU"/>
-        </w:rPr>
-        <w:t>Хорошо понять это на примере с Декартом, который строит свое рассуждение так:</w:t>
+        <w:rPr>
+          <w:rFonts w:ascii="Times New Roman" w:hAnsi="Times New Roman" w:cs="Times New Roman"/>
+          <w:sz w:val="24"/>
+          <w:szCs w:val="24"/>
+          <w:lang w:val="ru-RU"/>
+        </w:rPr>
+      </w:pPr>
+      <w:r>
+        <w:rPr>
+          <w:rFonts w:ascii="Times New Roman" w:hAnsi="Times New Roman" w:cs="Times New Roman"/>
+          <w:sz w:val="24"/>
+          <w:szCs w:val="24"/>
+          <w:lang w:val="ru-RU"/>
+        </w:rPr>
+        <w:t xml:space="preserve">где </w:t>
+      </w:r>
+      <w:r>
+        <w:rPr>
+          <w:rFonts w:ascii="Times New Roman" w:hAnsi="Times New Roman" w:cs="Times New Roman"/>
+          <w:b/>
+          <w:sz w:val="24"/>
+          <w:szCs w:val="24"/>
+          <w:lang w:val="ru-RU"/>
+        </w:rPr>
+        <w:t>(</w:t>
+      </w:r>
+      <w:r>
+        <w:rPr>
+          <w:rStyle w:val="InlineCode"/>
+          <w:rFonts w:ascii="Times New Roman" w:hAnsi="Times New Roman" w:cs="Times New Roman"/>
+          <w:b/>
+          <w:sz w:val="24"/>
+          <w:szCs w:val="24"/>
+          <w:highlight w:val="none"/>
+          <w:lang w:val="ru-RU"/>
+        </w:rPr>
+        <w:t>&lt;——&gt;</w:t>
+      </w:r>
+      <w:r>
+        <w:rPr>
+          <w:rFonts w:ascii="Times New Roman" w:hAnsi="Times New Roman" w:cs="Times New Roman"/>
+          <w:b/>
+          <w:sz w:val="24"/>
+          <w:szCs w:val="24"/>
+          <w:lang w:val="ru-RU"/>
+        </w:rPr>
+        <w:t>)</w:t>
+      </w:r>
+      <w:r>
+        <w:rPr>
+          <w:rFonts w:ascii="Times New Roman" w:hAnsi="Times New Roman" w:cs="Times New Roman"/>
+          <w:sz w:val="24"/>
+          <w:szCs w:val="24"/>
+          <w:lang w:val="ru-RU"/>
+        </w:rPr>
+        <w:t xml:space="preserve"> — это «поле эмпирического опыта», или «поле корреляции» между </w:t>
+      </w:r>
+      <w:proofErr w:type="spellStart"/>
+      <w:r>
+        <w:rPr>
+          <w:rFonts w:ascii="Times New Roman" w:hAnsi="Times New Roman" w:cs="Times New Roman"/>
+          <w:b/>
+          <w:sz w:val="24"/>
+          <w:szCs w:val="24"/>
+        </w:rPr>
+        <w:t>perceptio</w:t>
+      </w:r>
+      <w:proofErr w:type="spellEnd"/>
+      <w:r>
+        <w:rPr>
+          <w:rFonts w:ascii="Times New Roman" w:hAnsi="Times New Roman" w:cs="Times New Roman"/>
+          <w:sz w:val="24"/>
+          <w:szCs w:val="24"/>
+          <w:lang w:val="ru-RU"/>
+        </w:rPr>
+        <w:t xml:space="preserve"> (воспринимающее) и </w:t>
+      </w:r>
+      <w:proofErr w:type="spellStart"/>
+      <w:r>
+        <w:rPr>
+          <w:rFonts w:ascii="Times New Roman" w:hAnsi="Times New Roman" w:cs="Times New Roman"/>
+          <w:b/>
+          <w:sz w:val="24"/>
+          <w:szCs w:val="24"/>
+        </w:rPr>
+        <w:t>percepi</w:t>
+      </w:r>
+      <w:proofErr w:type="spellEnd"/>
+      <w:r>
+        <w:rPr>
+          <w:rFonts w:ascii="Times New Roman" w:hAnsi="Times New Roman" w:cs="Times New Roman"/>
+          <w:sz w:val="24"/>
+          <w:szCs w:val="24"/>
+          <w:lang w:val="ru-RU"/>
+        </w:rPr>
+        <w:t xml:space="preserve"> (воспринимаемое).</w:t>
       </w:r>
     </w:p>
     <w:p>
       <w:pPr>
-        <w:pStyle w:val="Quote"/>
-        <w:numPr>
-          <w:ilvl w:val="0"/>
-          <w:numId w:val="2"/>
-        </w:numPr>
-        <w:rPr>
-          <w:i w:val="0"/>
-        </w:rPr>
-      </w:pPr>
-      <w:r>
-        <w:rPr>
-          <w:i w:val="0"/>
-        </w:rPr>
-        <w:t>Устанавливается факт сомнения</w:t>
+        <w:rPr>
+          <w:rFonts w:ascii="Times New Roman" w:hAnsi="Times New Roman" w:cs="Times New Roman"/>
+          <w:sz w:val="24"/>
+          <w:szCs w:val="24"/>
+          <w:lang w:val="ru-RU"/>
+        </w:rPr>
+      </w:pPr>
+      <w:r>
+        <w:rPr>
+          <w:rFonts w:ascii="Times New Roman" w:hAnsi="Times New Roman" w:cs="Times New Roman"/>
+          <w:sz w:val="24"/>
+          <w:szCs w:val="24"/>
+          <w:lang w:val="ru-RU"/>
+        </w:rPr>
+        <w:t xml:space="preserve">Это не просто замена одних терминов на другие; </w:t>
+      </w:r>
+      <w:proofErr w:type="spellStart"/>
+      <w:r>
+        <w:rPr>
+          <w:rFonts w:ascii="Times New Roman" w:hAnsi="Times New Roman" w:cs="Times New Roman"/>
+          <w:i/>
+          <w:sz w:val="24"/>
+          <w:szCs w:val="24"/>
+        </w:rPr>
+        <w:t>perceptio</w:t>
+      </w:r>
+      <w:proofErr w:type="spellEnd"/>
+      <w:r>
+        <w:rPr>
+          <w:rFonts w:ascii="Times New Roman" w:hAnsi="Times New Roman" w:cs="Times New Roman"/>
+          <w:sz w:val="24"/>
+          <w:szCs w:val="24"/>
+          <w:lang w:val="ru-RU"/>
+        </w:rPr>
+        <w:t xml:space="preserve"> и </w:t>
+      </w:r>
+      <w:proofErr w:type="spellStart"/>
+      <w:r>
+        <w:rPr>
+          <w:rFonts w:ascii="Times New Roman" w:hAnsi="Times New Roman" w:cs="Times New Roman"/>
+          <w:i/>
+          <w:sz w:val="24"/>
+          <w:szCs w:val="24"/>
+        </w:rPr>
+        <w:t>percepi</w:t>
+      </w:r>
+      <w:proofErr w:type="spellEnd"/>
+      <w:r>
+        <w:rPr>
+          <w:rFonts w:ascii="Times New Roman" w:hAnsi="Times New Roman" w:cs="Times New Roman"/>
+          <w:sz w:val="24"/>
+          <w:szCs w:val="24"/>
+          <w:lang w:val="ru-RU"/>
+        </w:rPr>
+        <w:t xml:space="preserve"> отличаются от субъекта и объекта тем, что не существуют друг без друга. В поле опыта нет строгого разделения на </w:t>
+      </w:r>
+      <w:proofErr w:type="spellStart"/>
+      <w:r>
+        <w:rPr>
+          <w:rFonts w:ascii="Times New Roman" w:hAnsi="Times New Roman" w:cs="Times New Roman"/>
+          <w:i/>
+          <w:sz w:val="24"/>
+          <w:szCs w:val="24"/>
+        </w:rPr>
+        <w:t>perceptio</w:t>
+      </w:r>
+      <w:proofErr w:type="spellEnd"/>
+      <w:r>
+        <w:rPr>
+          <w:rFonts w:ascii="Times New Roman" w:hAnsi="Times New Roman" w:cs="Times New Roman"/>
+          <w:sz w:val="24"/>
+          <w:szCs w:val="24"/>
+          <w:lang w:val="ru-RU"/>
+        </w:rPr>
+        <w:t xml:space="preserve"> и </w:t>
+      </w:r>
+      <w:proofErr w:type="spellStart"/>
+      <w:r>
+        <w:rPr>
+          <w:rFonts w:ascii="Times New Roman" w:hAnsi="Times New Roman" w:cs="Times New Roman"/>
+          <w:i/>
+          <w:sz w:val="24"/>
+          <w:szCs w:val="24"/>
+        </w:rPr>
+        <w:t>percepi</w:t>
+      </w:r>
+      <w:proofErr w:type="spellEnd"/>
+      <w:r>
+        <w:rPr>
+          <w:rFonts w:ascii="Times New Roman" w:hAnsi="Times New Roman" w:cs="Times New Roman"/>
+          <w:sz w:val="24"/>
+          <w:szCs w:val="24"/>
+          <w:lang w:val="ru-RU"/>
+        </w:rPr>
+        <w:t xml:space="preserve">; это разделение условно в рамках взаимодействия. В этой системе нету субстанции; все воспринимаемое не происходит где-то «во мне»; «меня» здесь даже нету; есть только корреляция </w:t>
+      </w:r>
+      <w:proofErr w:type="spellStart"/>
+      <w:r>
+        <w:rPr>
+          <w:rFonts w:ascii="Times New Roman" w:hAnsi="Times New Roman" w:cs="Times New Roman"/>
+          <w:i/>
+          <w:sz w:val="24"/>
+          <w:szCs w:val="24"/>
+        </w:rPr>
+        <w:t>perceptio</w:t>
+      </w:r>
+      <w:proofErr w:type="spellEnd"/>
+      <w:r>
+        <w:rPr>
+          <w:rFonts w:ascii="Times New Roman" w:hAnsi="Times New Roman" w:cs="Times New Roman"/>
+          <w:sz w:val="24"/>
+          <w:szCs w:val="24"/>
+          <w:lang w:val="ru-RU"/>
+        </w:rPr>
+        <w:t xml:space="preserve"> и </w:t>
+      </w:r>
+      <w:proofErr w:type="spellStart"/>
+      <w:r>
+        <w:rPr>
+          <w:rFonts w:ascii="Times New Roman" w:hAnsi="Times New Roman" w:cs="Times New Roman"/>
+          <w:i/>
+          <w:sz w:val="24"/>
+          <w:szCs w:val="24"/>
+        </w:rPr>
+        <w:t>percepi</w:t>
+      </w:r>
+      <w:proofErr w:type="spellEnd"/>
+      <w:r>
+        <w:rPr>
+          <w:rFonts w:ascii="Times New Roman" w:hAnsi="Times New Roman" w:cs="Times New Roman"/>
+          <w:sz w:val="24"/>
+          <w:szCs w:val="24"/>
+          <w:lang w:val="ru-RU"/>
+        </w:rPr>
+        <w:t>.</w:t>
       </w:r>
     </w:p>
     <w:p>
       <w:pPr>
         <w:pStyle w:val="Quote"/>
-        <w:numPr>
-          <w:ilvl w:val="0"/>
-          <w:numId w:val="2"/>
-        </w:numPr>
-        <w:rPr>
-          <w:i w:val="0"/>
-        </w:rPr>
-      </w:pPr>
-      <w:r>
-        <w:rPr>
-          <w:i w:val="0"/>
-        </w:rPr>
-        <w:t>Значит есть тот, кто сомневается (мыслящая субстанция) Юм же считает, что переход от 1 пункта ко 2 не очевиден и требует доказательства. Как вообще этот переход стал возможен — это нужно изучать.</w:t>
+        <w:rPr>
+          <w:lang w:val="ru-RU"/>
+        </w:rPr>
+      </w:pPr>
+      <w:r>
+        <w:rPr>
+          <w:lang w:val="ru-RU"/>
+        </w:rPr>
+        <w:t>Хорошо понять это на примере с Декартом, который строит свое рассуждение так:</w:t>
       </w:r>
     </w:p>
     <w:p>
-      <w:r>
-        <w:t xml:space="preserve">Так как прежняя терминология для объяснения его философии не годится, Юм выводит новый теоретический объект — </w:t>
-      </w:r>
-      <w:r>
-        <w:rPr>
-          <w:b/>
-        </w:rPr>
-        <w:t>human nature</w:t>
-      </w:r>
-      <w:r>
-        <w:t xml:space="preserve"> (главная книга Юма называется «трактат о человеческой природе»). Название не стоит понимать буквально.</w:t>
+      <w:pPr>
+        <w:pStyle w:val="Quote"/>
+        <w:rPr>
+          <w:lang w:val="ru-RU"/>
+        </w:rPr>
+      </w:pPr>
+      <w:r>
+        <w:rPr>
+          <w:lang w:val="ru-RU"/>
+        </w:rPr>
+        <w:t>1.</w:t>
+      </w:r>
+      <w:r>
+        <w:rPr>
+          <w:lang w:val="ru-RU"/>
+        </w:rPr>
+        <w:tab/>
+        <w:t>Устанавливается факт сомнения</w:t>
       </w:r>
     </w:p>
     <w:p>
-      <w:r>
-        <w:t>Обычно под словом «опыт» понимается набор человеческих практик: человек познает, принимает решения, общается и тп. Когда человек думает о том, как он познает, он изобретает теорию познания; когда он думает о том, как принимает решения — изобретает этику, когда он думает о том, как общается — это психология, социология и тп. В итоге человек «удваивает» набор своих практик: он действует и затем думает о том, как он действует. Юм называл это «двойной онтологией».</w:t>
+      <w:pPr>
+        <w:pStyle w:val="Quote"/>
+        <w:rPr>
+          <w:lang w:val="ru-RU"/>
+        </w:rPr>
+      </w:pPr>
+      <w:r>
+        <w:rPr>
+          <w:lang w:val="ru-RU"/>
+        </w:rPr>
+        <w:t>2.</w:t>
+      </w:r>
+      <w:r>
+        <w:rPr>
+          <w:lang w:val="ru-RU"/>
+        </w:rPr>
+        <w:tab/>
+        <w:t>Значит есть тот, кто сомневается (мыслящая субстанция) Юм же считает, что переход от 1 пункта ко 2 не очевиден и требует доказательства. Как вообще этот переход стал возможен — это нужно изучать.</w:t>
       </w:r>
     </w:p>
     <w:p>
-      <w:r>
-        <w:t>![[IMG_4138.heic]]</w:t>
+      <w:pPr>
+        <w:rPr>
+          <w:rFonts w:ascii="Times New Roman" w:hAnsi="Times New Roman" w:cs="Times New Roman"/>
+          <w:sz w:val="24"/>
+          <w:szCs w:val="24"/>
+          <w:lang w:val="ru-RU"/>
+        </w:rPr>
+      </w:pPr>
+      <w:r>
+        <w:rPr>
+          <w:rFonts w:ascii="Times New Roman" w:hAnsi="Times New Roman" w:cs="Times New Roman"/>
+          <w:sz w:val="24"/>
+          <w:szCs w:val="24"/>
+          <w:lang w:val="ru-RU"/>
+        </w:rPr>
+        <w:t xml:space="preserve">Так как прежняя терминология для объяснения его философии не годится, Юм выводит новый теоретический объект — </w:t>
+      </w:r>
+      <w:r>
+        <w:rPr>
+          <w:rFonts w:ascii="Times New Roman" w:hAnsi="Times New Roman" w:cs="Times New Roman"/>
+          <w:b/>
+          <w:sz w:val="24"/>
+          <w:szCs w:val="24"/>
+        </w:rPr>
+        <w:t>human</w:t>
+      </w:r>
+      <w:r>
+        <w:rPr>
+          <w:rFonts w:ascii="Times New Roman" w:hAnsi="Times New Roman" w:cs="Times New Roman"/>
+          <w:b/>
+          <w:sz w:val="24"/>
+          <w:szCs w:val="24"/>
+          <w:lang w:val="ru-RU"/>
+        </w:rPr>
+        <w:t xml:space="preserve"> </w:t>
+      </w:r>
+      <w:r>
+        <w:rPr>
+          <w:rFonts w:ascii="Times New Roman" w:hAnsi="Times New Roman" w:cs="Times New Roman"/>
+          <w:b/>
+          <w:sz w:val="24"/>
+          <w:szCs w:val="24"/>
+        </w:rPr>
+        <w:t>nature</w:t>
+      </w:r>
+      <w:r>
+        <w:rPr>
+          <w:rFonts w:ascii="Times New Roman" w:hAnsi="Times New Roman" w:cs="Times New Roman"/>
+          <w:sz w:val="24"/>
+          <w:szCs w:val="24"/>
+          <w:lang w:val="ru-RU"/>
+        </w:rPr>
+        <w:t xml:space="preserve"> (главная книга Юма называется «трактат о человеческой природе»). Название не стоит понимать буквально.</w:t>
       </w:r>
     </w:p>
     <w:p>
-      <w:r>
-        <w:rPr>
-          <w:lang w:val="ru-RU"/>
-        </w:rPr>
-        <w:t xml:space="preserve">Но что если существует какая-то другая область знания, которая никогда не попадала в человеческий фокус? Существует некий принцип, или совокупность принципов, «настройка» поля эмпирического опыта, благодаря которой происходит формирование всех человеческих практик. </w:t>
-      </w:r>
-      <w:r>
-        <w:rPr>
+      <w:pPr>
+        <w:rPr>
+          <w:rFonts w:ascii="Times New Roman" w:hAnsi="Times New Roman" w:cs="Times New Roman"/>
+          <w:sz w:val="24"/>
+          <w:szCs w:val="24"/>
+          <w:lang w:val="ru-RU"/>
+        </w:rPr>
+      </w:pPr>
+      <w:r>
+        <w:rPr>
+          <w:rFonts w:ascii="Times New Roman" w:hAnsi="Times New Roman" w:cs="Times New Roman"/>
+          <w:sz w:val="24"/>
+          <w:szCs w:val="24"/>
           <w:lang w:val="ru-RU"/>
         </w:rPr>
         <w:lastRenderedPageBreak/>
-        <w:t xml:space="preserve">Термин </w:t>
-      </w:r>
-      <w:r>
-        <w:rPr>
-          <w:i/>
-        </w:rPr>
-        <w:t>human</w:t>
-      </w:r>
-      <w:r>
-        <w:rPr>
-          <w:i/>
-          <w:lang w:val="ru-RU"/>
-        </w:rPr>
-        <w:t xml:space="preserve"> </w:t>
-      </w:r>
-      <w:r>
-        <w:rPr>
-          <w:i/>
-        </w:rPr>
-        <w:t>nature</w:t>
-      </w:r>
-      <w:r>
-        <w:rPr>
-          <w:lang w:val="ru-RU"/>
-        </w:rPr>
-        <w:t xml:space="preserve"> (человеческая природа) понимается как этот (или эти) принцип(ы) — то есть как то, что порождает человеческие практики. </w:t>
-      </w:r>
-      <w:r>
-        <w:t>А получившиеся в результате человеческие практики являются эффектами поля опыта. Это поле неким образом самоорганизуется; каким именно образом — предстоит узнать далее.</w:t>
+        <w:t>Обычно под словом «опыт» понимается набор человеческих практик: человек познает, принимает решения, общается и т</w:t>
+      </w:r>
+      <w:r>
+        <w:rPr>
+          <w:rFonts w:ascii="Times New Roman" w:hAnsi="Times New Roman" w:cs="Times New Roman"/>
+          <w:sz w:val="24"/>
+          <w:szCs w:val="24"/>
+          <w:lang w:val="ru-RU"/>
+        </w:rPr>
+        <w:t>.</w:t>
+      </w:r>
+      <w:r>
+        <w:rPr>
+          <w:rFonts w:ascii="Times New Roman" w:hAnsi="Times New Roman" w:cs="Times New Roman"/>
+          <w:sz w:val="24"/>
+          <w:szCs w:val="24"/>
+          <w:lang w:val="ru-RU"/>
+        </w:rPr>
+        <w:t>п. Когда человек думает о том, как он познает, он изобретает теорию познания; когда он думает о том, как принимает решения — изобретает этику, когда он думает о том, как общается — это психология, социология и т</w:t>
+      </w:r>
+      <w:r>
+        <w:rPr>
+          <w:rFonts w:ascii="Times New Roman" w:hAnsi="Times New Roman" w:cs="Times New Roman"/>
+          <w:sz w:val="24"/>
+          <w:szCs w:val="24"/>
+          <w:lang w:val="ru-RU"/>
+        </w:rPr>
+        <w:t>.</w:t>
+      </w:r>
+      <w:r>
+        <w:rPr>
+          <w:rFonts w:ascii="Times New Roman" w:hAnsi="Times New Roman" w:cs="Times New Roman"/>
+          <w:sz w:val="24"/>
+          <w:szCs w:val="24"/>
+          <w:lang w:val="ru-RU"/>
+        </w:rPr>
+        <w:t>п. В итоге человек «удваивает» набор своих практик: он действует и затем думает о том, как он действует. Юм называл это «двойной онтологией».</w:t>
       </w:r>
     </w:p>
     <w:p>
-      <w:r>
+      <w:pPr>
+        <w:rPr>
+          <w:rFonts w:ascii="Times New Roman" w:hAnsi="Times New Roman" w:cs="Times New Roman"/>
+          <w:sz w:val="24"/>
+          <w:szCs w:val="24"/>
+          <w:lang w:val="ru-RU"/>
+        </w:rPr>
+      </w:pPr>
+      <w:proofErr w:type="gramStart"/>
+      <w:r>
+        <w:rPr>
+          <w:rFonts w:ascii="Times New Roman" w:hAnsi="Times New Roman" w:cs="Times New Roman"/>
+          <w:sz w:val="24"/>
+          <w:szCs w:val="24"/>
+          <w:lang w:val="ru-RU"/>
+        </w:rPr>
+        <w:t>![</w:t>
+      </w:r>
+      <w:proofErr w:type="gramEnd"/>
+      <w:r>
+        <w:rPr>
+          <w:rFonts w:ascii="Times New Roman" w:hAnsi="Times New Roman" w:cs="Times New Roman"/>
+          <w:sz w:val="24"/>
+          <w:szCs w:val="24"/>
+          <w:lang w:val="ru-RU"/>
+        </w:rPr>
+        <w:t>[</w:t>
+      </w:r>
+      <w:r>
+        <w:rPr>
+          <w:rFonts w:ascii="Times New Roman" w:hAnsi="Times New Roman" w:cs="Times New Roman"/>
+          <w:sz w:val="24"/>
+          <w:szCs w:val="24"/>
+        </w:rPr>
+        <w:t>IMG</w:t>
+      </w:r>
+      <w:r>
+        <w:rPr>
+          <w:rFonts w:ascii="Times New Roman" w:hAnsi="Times New Roman" w:cs="Times New Roman"/>
+          <w:sz w:val="24"/>
+          <w:szCs w:val="24"/>
+          <w:lang w:val="ru-RU"/>
+        </w:rPr>
+        <w:t>_4138.</w:t>
+      </w:r>
+      <w:proofErr w:type="spellStart"/>
+      <w:r>
+        <w:rPr>
+          <w:rFonts w:ascii="Times New Roman" w:hAnsi="Times New Roman" w:cs="Times New Roman"/>
+          <w:sz w:val="24"/>
+          <w:szCs w:val="24"/>
+        </w:rPr>
+        <w:t>heic</w:t>
+      </w:r>
+      <w:proofErr w:type="spellEnd"/>
+      <w:r>
+        <w:rPr>
+          <w:rFonts w:ascii="Times New Roman" w:hAnsi="Times New Roman" w:cs="Times New Roman"/>
+          <w:sz w:val="24"/>
+          <w:szCs w:val="24"/>
+          <w:lang w:val="ru-RU"/>
+        </w:rPr>
+        <w:t>]]</w:t>
+      </w:r>
+    </w:p>
+    <w:p>
+      <w:pPr>
+        <w:pStyle w:val="Heading2"/>
+        <w:rPr>
+          <w:lang w:val="ru-RU"/>
+        </w:rPr>
+      </w:pPr>
+      <w:r>
+        <w:rPr>
+          <w:lang w:val="ru-RU"/>
+        </w:rPr>
+        <w:t>Что-то кроме</w:t>
+      </w:r>
+    </w:p>
+    <w:p>
+      <w:pPr>
+        <w:rPr>
+          <w:rFonts w:ascii="Times New Roman" w:hAnsi="Times New Roman" w:cs="Times New Roman"/>
+          <w:sz w:val="24"/>
+          <w:szCs w:val="24"/>
+          <w:lang w:val="ru-RU"/>
+        </w:rPr>
+      </w:pPr>
+      <w:r>
+        <w:rPr>
+          <w:rFonts w:ascii="Times New Roman" w:hAnsi="Times New Roman" w:cs="Times New Roman"/>
+          <w:sz w:val="24"/>
+          <w:szCs w:val="24"/>
+          <w:lang w:val="ru-RU"/>
+        </w:rPr>
+        <w:t xml:space="preserve">Но </w:t>
+      </w:r>
+      <w:r>
+        <w:rPr>
+          <w:rFonts w:ascii="Times New Roman" w:hAnsi="Times New Roman" w:cs="Times New Roman"/>
+          <w:sz w:val="24"/>
+          <w:szCs w:val="24"/>
+          <w:lang w:val="ru-RU"/>
+        </w:rPr>
+        <w:t>что,</w:t>
+      </w:r>
+      <w:r>
+        <w:rPr>
+          <w:rFonts w:ascii="Times New Roman" w:hAnsi="Times New Roman" w:cs="Times New Roman"/>
+          <w:sz w:val="24"/>
+          <w:szCs w:val="24"/>
+          <w:lang w:val="ru-RU"/>
+        </w:rPr>
+        <w:t xml:space="preserve"> если существует какая-то другая область знания, которая никогда не попадала в человеческий фокус? Существует некий принцип, или совокупность принципов, «настройка» поля эмпирического опыта, благодаря которой происходит формирование всех человеческих практик. Термин </w:t>
+      </w:r>
+      <w:r>
+        <w:rPr>
+          <w:rFonts w:ascii="Times New Roman" w:hAnsi="Times New Roman" w:cs="Times New Roman"/>
+          <w:i/>
+          <w:sz w:val="24"/>
+          <w:szCs w:val="24"/>
+        </w:rPr>
+        <w:t>human</w:t>
+      </w:r>
+      <w:r>
+        <w:rPr>
+          <w:rFonts w:ascii="Times New Roman" w:hAnsi="Times New Roman" w:cs="Times New Roman"/>
+          <w:i/>
+          <w:sz w:val="24"/>
+          <w:szCs w:val="24"/>
+          <w:lang w:val="ru-RU"/>
+        </w:rPr>
+        <w:t xml:space="preserve"> </w:t>
+      </w:r>
+      <w:r>
+        <w:rPr>
+          <w:rFonts w:ascii="Times New Roman" w:hAnsi="Times New Roman" w:cs="Times New Roman"/>
+          <w:i/>
+          <w:sz w:val="24"/>
+          <w:szCs w:val="24"/>
+        </w:rPr>
+        <w:t>nature</w:t>
+      </w:r>
+      <w:r>
+        <w:rPr>
+          <w:rFonts w:ascii="Times New Roman" w:hAnsi="Times New Roman" w:cs="Times New Roman"/>
+          <w:sz w:val="24"/>
+          <w:szCs w:val="24"/>
+          <w:lang w:val="ru-RU"/>
+        </w:rPr>
+        <w:t xml:space="preserve"> (человеческая природа) понимается как этот (или эти) принцип(ы) — то есть как то, что порождает человеческие практики. А получившиеся в результате человеческие практики являются эффектами поля опыта. Это поле неким образом самоорганизуется; каким именно образом — предстоит узнать далее.</w:t>
+      </w:r>
+    </w:p>
+    <w:p>
+      <w:pPr>
+        <w:rPr>
+          <w:rFonts w:ascii="Times New Roman" w:hAnsi="Times New Roman" w:cs="Times New Roman"/>
+          <w:sz w:val="24"/>
+          <w:szCs w:val="24"/>
+          <w:lang w:val="ru-RU"/>
+        </w:rPr>
+      </w:pPr>
+      <w:r>
+        <w:rPr>
+          <w:rFonts w:ascii="Times New Roman" w:hAnsi="Times New Roman" w:cs="Times New Roman"/>
+          <w:sz w:val="24"/>
+          <w:szCs w:val="24"/>
+          <w:lang w:val="ru-RU"/>
+        </w:rPr>
         <w:t>Есть две базовые единицы в поле эмпирического опыта:</w:t>
       </w:r>
     </w:p>
@@ -457,24 +977,137 @@
           <w:ilvl w:val="0"/>
           <w:numId w:val="3"/>
         </w:numPr>
-      </w:pPr>
-      <w:r>
-        <w:rPr>
+        <w:rPr>
+          <w:rFonts w:ascii="Times New Roman" w:hAnsi="Times New Roman" w:cs="Times New Roman"/>
+          <w:sz w:val="24"/>
+          <w:szCs w:val="24"/>
+        </w:rPr>
+      </w:pPr>
+      <w:r>
+        <w:rPr>
+          <w:rFonts w:ascii="Times New Roman" w:hAnsi="Times New Roman" w:cs="Times New Roman"/>
           <w:b/>
+          <w:sz w:val="24"/>
+          <w:szCs w:val="24"/>
         </w:rPr>
         <w:t>impression</w:t>
       </w:r>
       <w:r>
+        <w:rPr>
+          <w:rFonts w:ascii="Times New Roman" w:hAnsi="Times New Roman" w:cs="Times New Roman"/>
+          <w:sz w:val="24"/>
+          <w:szCs w:val="24"/>
+          <w:lang w:val="ru-RU"/>
+        </w:rPr>
         <w:t xml:space="preserve"> — впечатление, отпечаток. Обладает живостью (</w:t>
       </w:r>
       <w:r>
         <w:rPr>
+          <w:rFonts w:ascii="Times New Roman" w:hAnsi="Times New Roman" w:cs="Times New Roman"/>
           <w:i/>
+          <w:sz w:val="24"/>
+          <w:szCs w:val="24"/>
         </w:rPr>
         <w:t>vivacity</w:t>
       </w:r>
       <w:r>
-        <w:t>). Бывают сложные и простые впечатления. Простые впечатления организуются в сложные. Тепло, холод — это простые впечатления.</w:t>
+        <w:rPr>
+          <w:rFonts w:ascii="Times New Roman" w:hAnsi="Times New Roman" w:cs="Times New Roman"/>
+          <w:sz w:val="24"/>
+          <w:szCs w:val="24"/>
+          <w:lang w:val="ru-RU"/>
+        </w:rPr>
+        <w:t xml:space="preserve">). Бывают сложные и простые впечатления. Простые впечатления организуются в сложные. </w:t>
+      </w:r>
+      <w:proofErr w:type="spellStart"/>
+      <w:r>
+        <w:rPr>
+          <w:rFonts w:ascii="Times New Roman" w:hAnsi="Times New Roman" w:cs="Times New Roman"/>
+          <w:sz w:val="24"/>
+          <w:szCs w:val="24"/>
+        </w:rPr>
+        <w:t>Тепло</w:t>
+      </w:r>
+      <w:proofErr w:type="spellEnd"/>
+      <w:r>
+        <w:rPr>
+          <w:rFonts w:ascii="Times New Roman" w:hAnsi="Times New Roman" w:cs="Times New Roman"/>
+          <w:sz w:val="24"/>
+          <w:szCs w:val="24"/>
+        </w:rPr>
+        <w:t xml:space="preserve">, </w:t>
+      </w:r>
+      <w:proofErr w:type="spellStart"/>
+      <w:r>
+        <w:rPr>
+          <w:rFonts w:ascii="Times New Roman" w:hAnsi="Times New Roman" w:cs="Times New Roman"/>
+          <w:sz w:val="24"/>
+          <w:szCs w:val="24"/>
+        </w:rPr>
+        <w:t>холод</w:t>
+      </w:r>
+      <w:proofErr w:type="spellEnd"/>
+      <w:r>
+        <w:rPr>
+          <w:rFonts w:ascii="Times New Roman" w:hAnsi="Times New Roman" w:cs="Times New Roman"/>
+          <w:sz w:val="24"/>
+          <w:szCs w:val="24"/>
+        </w:rPr>
+        <w:t xml:space="preserve"> — </w:t>
+      </w:r>
+      <w:proofErr w:type="spellStart"/>
+      <w:r>
+        <w:rPr>
+          <w:rFonts w:ascii="Times New Roman" w:hAnsi="Times New Roman" w:cs="Times New Roman"/>
+          <w:sz w:val="24"/>
+          <w:szCs w:val="24"/>
+        </w:rPr>
+        <w:t>это</w:t>
+      </w:r>
+      <w:proofErr w:type="spellEnd"/>
+      <w:r>
+        <w:rPr>
+          <w:rFonts w:ascii="Times New Roman" w:hAnsi="Times New Roman" w:cs="Times New Roman"/>
+          <w:sz w:val="24"/>
+          <w:szCs w:val="24"/>
+        </w:rPr>
+        <w:t xml:space="preserve"> </w:t>
+      </w:r>
+      <w:proofErr w:type="spellStart"/>
+      <w:r>
+        <w:rPr>
+          <w:rFonts w:ascii="Times New Roman" w:hAnsi="Times New Roman" w:cs="Times New Roman"/>
+          <w:sz w:val="24"/>
+          <w:szCs w:val="24"/>
+        </w:rPr>
+        <w:t>простые</w:t>
+      </w:r>
+      <w:proofErr w:type="spellEnd"/>
+      <w:r>
+        <w:rPr>
+          <w:rFonts w:ascii="Times New Roman" w:hAnsi="Times New Roman" w:cs="Times New Roman"/>
+          <w:sz w:val="24"/>
+          <w:szCs w:val="24"/>
+        </w:rPr>
+        <w:t xml:space="preserve"> </w:t>
+      </w:r>
+      <w:proofErr w:type="spellStart"/>
+      <w:r>
+        <w:rPr>
+          <w:rFonts w:ascii="Times New Roman" w:hAnsi="Times New Roman" w:cs="Times New Roman"/>
+          <w:sz w:val="24"/>
+          <w:szCs w:val="24"/>
+        </w:rPr>
+        <w:t>впечатления</w:t>
+      </w:r>
+      <w:proofErr w:type="spellEnd"/>
+      <w:r>
+        <w:rPr>
+          <w:rFonts w:ascii="Times New Roman" w:hAnsi="Times New Roman" w:cs="Times New Roman"/>
+          <w:sz w:val="24"/>
+          <w:szCs w:val="24"/>
+        </w:rPr>
+        <w:t>.</w:t>
       </w:r>
     </w:p>
     <w:p>
@@ -483,33 +1116,191 @@
           <w:ilvl w:val="0"/>
           <w:numId w:val="3"/>
         </w:numPr>
-      </w:pPr>
-      <w:r>
-        <w:rPr>
+        <w:rPr>
+          <w:rFonts w:ascii="Times New Roman" w:hAnsi="Times New Roman" w:cs="Times New Roman"/>
+          <w:sz w:val="24"/>
+          <w:szCs w:val="24"/>
+        </w:rPr>
+      </w:pPr>
+      <w:r>
+        <w:rPr>
+          <w:rFonts w:ascii="Times New Roman" w:hAnsi="Times New Roman" w:cs="Times New Roman"/>
           <w:b/>
+          <w:sz w:val="24"/>
+          <w:szCs w:val="24"/>
         </w:rPr>
         <w:t>Idea</w:t>
       </w:r>
       <w:r>
+        <w:rPr>
+          <w:rFonts w:ascii="Times New Roman" w:hAnsi="Times New Roman" w:cs="Times New Roman"/>
+          <w:sz w:val="24"/>
+          <w:szCs w:val="24"/>
+          <w:lang w:val="ru-RU"/>
+        </w:rPr>
         <w:t xml:space="preserve"> — идея в значении копии впечатления. Всегда бледнее, слабее, обладает меньшей силой (</w:t>
       </w:r>
       <w:r>
         <w:rPr>
+          <w:rFonts w:ascii="Times New Roman" w:hAnsi="Times New Roman" w:cs="Times New Roman"/>
           <w:i/>
+          <w:sz w:val="24"/>
+          <w:szCs w:val="24"/>
         </w:rPr>
         <w:t>force</w:t>
       </w:r>
       <w:r>
+        <w:rPr>
+          <w:rFonts w:ascii="Times New Roman" w:hAnsi="Times New Roman" w:cs="Times New Roman"/>
+          <w:sz w:val="24"/>
+          <w:szCs w:val="24"/>
+          <w:lang w:val="ru-RU"/>
+        </w:rPr>
         <w:t xml:space="preserve">), чем </w:t>
       </w:r>
       <w:r>
         <w:rPr>
+          <w:rFonts w:ascii="Times New Roman" w:hAnsi="Times New Roman" w:cs="Times New Roman"/>
           <w:i/>
+          <w:sz w:val="24"/>
+          <w:szCs w:val="24"/>
         </w:rPr>
         <w:t>impression</w:t>
       </w:r>
       <w:r>
-        <w:t>. Из них выводятся два более сложные понятия:</w:t>
+        <w:rPr>
+          <w:rFonts w:ascii="Times New Roman" w:hAnsi="Times New Roman" w:cs="Times New Roman"/>
+          <w:sz w:val="24"/>
+          <w:szCs w:val="24"/>
+          <w:lang w:val="ru-RU"/>
+        </w:rPr>
+        <w:t xml:space="preserve">. </w:t>
+      </w:r>
+      <w:proofErr w:type="spellStart"/>
+      <w:r>
+        <w:rPr>
+          <w:rFonts w:ascii="Times New Roman" w:hAnsi="Times New Roman" w:cs="Times New Roman"/>
+          <w:sz w:val="24"/>
+          <w:szCs w:val="24"/>
+        </w:rPr>
+        <w:t>Из</w:t>
+      </w:r>
+      <w:proofErr w:type="spellEnd"/>
+      <w:r>
+        <w:rPr>
+          <w:rFonts w:ascii="Times New Roman" w:hAnsi="Times New Roman" w:cs="Times New Roman"/>
+          <w:sz w:val="24"/>
+          <w:szCs w:val="24"/>
+        </w:rPr>
+        <w:t xml:space="preserve"> </w:t>
+      </w:r>
+      <w:proofErr w:type="spellStart"/>
+      <w:r>
+        <w:rPr>
+          <w:rFonts w:ascii="Times New Roman" w:hAnsi="Times New Roman" w:cs="Times New Roman"/>
+          <w:sz w:val="24"/>
+          <w:szCs w:val="24"/>
+        </w:rPr>
+        <w:t>них</w:t>
+      </w:r>
+      <w:proofErr w:type="spellEnd"/>
+      <w:r>
+        <w:rPr>
+          <w:rFonts w:ascii="Times New Roman" w:hAnsi="Times New Roman" w:cs="Times New Roman"/>
+          <w:sz w:val="24"/>
+          <w:szCs w:val="24"/>
+        </w:rPr>
+        <w:t xml:space="preserve"> </w:t>
+      </w:r>
+      <w:proofErr w:type="spellStart"/>
+      <w:r>
+        <w:rPr>
+          <w:rFonts w:ascii="Times New Roman" w:hAnsi="Times New Roman" w:cs="Times New Roman"/>
+          <w:sz w:val="24"/>
+          <w:szCs w:val="24"/>
+        </w:rPr>
+        <w:t>выводятся</w:t>
+      </w:r>
+      <w:proofErr w:type="spellEnd"/>
+      <w:r>
+        <w:rPr>
+          <w:rFonts w:ascii="Times New Roman" w:hAnsi="Times New Roman" w:cs="Times New Roman"/>
+          <w:sz w:val="24"/>
+          <w:szCs w:val="24"/>
+        </w:rPr>
+        <w:t xml:space="preserve"> </w:t>
+      </w:r>
+      <w:proofErr w:type="spellStart"/>
+      <w:r>
+        <w:rPr>
+          <w:rFonts w:ascii="Times New Roman" w:hAnsi="Times New Roman" w:cs="Times New Roman"/>
+          <w:sz w:val="24"/>
+          <w:szCs w:val="24"/>
+        </w:rPr>
+        <w:t>два</w:t>
+      </w:r>
+      <w:proofErr w:type="spellEnd"/>
+      <w:r>
+        <w:rPr>
+          <w:rFonts w:ascii="Times New Roman" w:hAnsi="Times New Roman" w:cs="Times New Roman"/>
+          <w:sz w:val="24"/>
+          <w:szCs w:val="24"/>
+        </w:rPr>
+        <w:t xml:space="preserve"> </w:t>
+      </w:r>
+      <w:proofErr w:type="spellStart"/>
+      <w:r>
+        <w:rPr>
+          <w:rFonts w:ascii="Times New Roman" w:hAnsi="Times New Roman" w:cs="Times New Roman"/>
+          <w:sz w:val="24"/>
+          <w:szCs w:val="24"/>
+        </w:rPr>
+        <w:t>более</w:t>
+      </w:r>
+      <w:proofErr w:type="spellEnd"/>
+      <w:r>
+        <w:rPr>
+          <w:rFonts w:ascii="Times New Roman" w:hAnsi="Times New Roman" w:cs="Times New Roman"/>
+          <w:sz w:val="24"/>
+          <w:szCs w:val="24"/>
+        </w:rPr>
+        <w:t xml:space="preserve"> </w:t>
+      </w:r>
+      <w:proofErr w:type="spellStart"/>
+      <w:r>
+        <w:rPr>
+          <w:rFonts w:ascii="Times New Roman" w:hAnsi="Times New Roman" w:cs="Times New Roman"/>
+          <w:sz w:val="24"/>
+          <w:szCs w:val="24"/>
+        </w:rPr>
+        <w:t>сложные</w:t>
+      </w:r>
+      <w:proofErr w:type="spellEnd"/>
+      <w:r>
+        <w:rPr>
+          <w:rFonts w:ascii="Times New Roman" w:hAnsi="Times New Roman" w:cs="Times New Roman"/>
+          <w:sz w:val="24"/>
+          <w:szCs w:val="24"/>
+        </w:rPr>
+        <w:t xml:space="preserve"> </w:t>
+      </w:r>
+      <w:proofErr w:type="spellStart"/>
+      <w:r>
+        <w:rPr>
+          <w:rFonts w:ascii="Times New Roman" w:hAnsi="Times New Roman" w:cs="Times New Roman"/>
+          <w:sz w:val="24"/>
+          <w:szCs w:val="24"/>
+        </w:rPr>
+        <w:t>понятия</w:t>
+      </w:r>
+      <w:proofErr w:type="spellEnd"/>
+      <w:r>
+        <w:rPr>
+          <w:rFonts w:ascii="Times New Roman" w:hAnsi="Times New Roman" w:cs="Times New Roman"/>
+          <w:sz w:val="24"/>
+          <w:szCs w:val="24"/>
+        </w:rPr>
+        <w:t>:</w:t>
       </w:r>
     </w:p>
     <w:p>
@@ -518,32 +1309,67 @@
           <w:ilvl w:val="0"/>
           <w:numId w:val="3"/>
         </w:numPr>
-      </w:pPr>
-      <w:r>
-        <w:rPr>
+        <w:rPr>
+          <w:rFonts w:ascii="Times New Roman" w:hAnsi="Times New Roman" w:cs="Times New Roman"/>
+          <w:sz w:val="24"/>
+          <w:szCs w:val="24"/>
+          <w:lang w:val="ru-RU"/>
+        </w:rPr>
+      </w:pPr>
+      <w:r>
+        <w:rPr>
+          <w:rFonts w:ascii="Times New Roman" w:hAnsi="Times New Roman" w:cs="Times New Roman"/>
           <w:b/>
+          <w:sz w:val="24"/>
+          <w:szCs w:val="24"/>
         </w:rPr>
         <w:t>Imagination</w:t>
       </w:r>
       <w:r>
+        <w:rPr>
+          <w:rFonts w:ascii="Times New Roman" w:hAnsi="Times New Roman" w:cs="Times New Roman"/>
+          <w:sz w:val="24"/>
+          <w:szCs w:val="24"/>
+          <w:lang w:val="ru-RU"/>
+        </w:rPr>
         <w:t xml:space="preserve"> — воображение, или комбинации идей. Отличается от классического понимания воображения, где подразумевается психический эффект создания в голове субъекта того, чего нет. Для Юма, у которого нет ни психологии, ни субъектов, это </w:t>
       </w:r>
       <w:r>
         <w:rPr>
+          <w:rFonts w:ascii="Times New Roman" w:hAnsi="Times New Roman" w:cs="Times New Roman"/>
           <w:i/>
+          <w:sz w:val="24"/>
+          <w:szCs w:val="24"/>
+          <w:lang w:val="ru-RU"/>
         </w:rPr>
         <w:t>первый</w:t>
       </w:r>
       <w:r>
+        <w:rPr>
+          <w:rFonts w:ascii="Times New Roman" w:hAnsi="Times New Roman" w:cs="Times New Roman"/>
+          <w:sz w:val="24"/>
+          <w:szCs w:val="24"/>
+          <w:lang w:val="ru-RU"/>
+        </w:rPr>
         <w:t xml:space="preserve"> </w:t>
       </w:r>
       <w:r>
         <w:rPr>
+          <w:rFonts w:ascii="Times New Roman" w:hAnsi="Times New Roman" w:cs="Times New Roman"/>
           <w:i/>
+          <w:sz w:val="24"/>
+          <w:szCs w:val="24"/>
+          <w:lang w:val="ru-RU"/>
         </w:rPr>
         <w:t>фундаментальный механизм самоорганизации поля</w:t>
       </w:r>
       <w:r>
+        <w:rPr>
+          <w:rFonts w:ascii="Times New Roman" w:hAnsi="Times New Roman" w:cs="Times New Roman"/>
+          <w:sz w:val="24"/>
+          <w:szCs w:val="24"/>
+          <w:lang w:val="ru-RU"/>
+        </w:rPr>
         <w:t>. Весь эмпирический опыт формируется под влиянием того, что раньше человек считал своей субъективной способностью.</w:t>
       </w:r>
     </w:p>
@@ -553,94 +1379,456 @@
           <w:ilvl w:val="0"/>
           <w:numId w:val="3"/>
         </w:numPr>
-      </w:pPr>
-      <w:r>
-        <w:rPr>
+        <w:rPr>
+          <w:rFonts w:ascii="Times New Roman" w:hAnsi="Times New Roman" w:cs="Times New Roman"/>
+          <w:sz w:val="24"/>
+          <w:szCs w:val="24"/>
+        </w:rPr>
+      </w:pPr>
+      <w:r>
+        <w:rPr>
+          <w:rFonts w:ascii="Times New Roman" w:hAnsi="Times New Roman" w:cs="Times New Roman"/>
           <w:b/>
+          <w:sz w:val="24"/>
+          <w:szCs w:val="24"/>
         </w:rPr>
         <w:t>Memory</w:t>
       </w:r>
       <w:r>
+        <w:rPr>
+          <w:rFonts w:ascii="Times New Roman" w:hAnsi="Times New Roman" w:cs="Times New Roman"/>
+          <w:sz w:val="24"/>
+          <w:szCs w:val="24"/>
+          <w:lang w:val="ru-RU"/>
+        </w:rPr>
         <w:t xml:space="preserve"> — память. Отличается от классического понимания памяти; это не чья-то субъективная способность к запоминанию, а </w:t>
       </w:r>
       <w:r>
         <w:rPr>
+          <w:rFonts w:ascii="Times New Roman" w:hAnsi="Times New Roman" w:cs="Times New Roman"/>
           <w:i/>
+          <w:sz w:val="24"/>
+          <w:szCs w:val="24"/>
+          <w:lang w:val="ru-RU"/>
         </w:rPr>
         <w:t>второй фундаментальный способ самоорганизации поля</w:t>
       </w:r>
       <w:r>
-        <w:t xml:space="preserve">. Непонятно, как он устроен, непонятно, почему идет запись  запись идей — она просто идёт, и всё, это данность, мы наблюдаем её, как и три верхние понятия, и принимаем как данность. Итого, по Юму поле восприятия устроено следующим образом: Есть набор </w:t>
-      </w:r>
-      <w:r>
-        <w:rPr>
+        <w:rPr>
+          <w:rFonts w:ascii="Times New Roman" w:hAnsi="Times New Roman" w:cs="Times New Roman"/>
+          <w:sz w:val="24"/>
+          <w:szCs w:val="24"/>
+          <w:lang w:val="ru-RU"/>
+        </w:rPr>
+        <w:t xml:space="preserve">. Непонятно, как он устроен, непонятно, почему идет </w:t>
+      </w:r>
+      <w:proofErr w:type="gramStart"/>
+      <w:r>
+        <w:rPr>
+          <w:rFonts w:ascii="Times New Roman" w:hAnsi="Times New Roman" w:cs="Times New Roman"/>
+          <w:sz w:val="24"/>
+          <w:szCs w:val="24"/>
+          <w:lang w:val="ru-RU"/>
+        </w:rPr>
+        <w:t xml:space="preserve">запись  </w:t>
+      </w:r>
+      <w:proofErr w:type="spellStart"/>
+      <w:r>
+        <w:rPr>
+          <w:rFonts w:ascii="Times New Roman" w:hAnsi="Times New Roman" w:cs="Times New Roman"/>
+          <w:sz w:val="24"/>
+          <w:szCs w:val="24"/>
+          <w:lang w:val="ru-RU"/>
+        </w:rPr>
+        <w:t>запись</w:t>
+      </w:r>
+      <w:proofErr w:type="spellEnd"/>
+      <w:proofErr w:type="gramEnd"/>
+      <w:r>
+        <w:rPr>
+          <w:rFonts w:ascii="Times New Roman" w:hAnsi="Times New Roman" w:cs="Times New Roman"/>
+          <w:sz w:val="24"/>
+          <w:szCs w:val="24"/>
+          <w:lang w:val="ru-RU"/>
+        </w:rPr>
+        <w:t xml:space="preserve"> идей — она просто идёт, и всё, это данность, мы наблюдаем её, как и три верхние понятия, и принимаем как данность. Итого, по Юму поле восприятия устроено следующим образом</w:t>
+      </w:r>
+      <w:proofErr w:type="gramStart"/>
+      <w:r>
+        <w:rPr>
+          <w:rFonts w:ascii="Times New Roman" w:hAnsi="Times New Roman" w:cs="Times New Roman"/>
+          <w:sz w:val="24"/>
+          <w:szCs w:val="24"/>
+          <w:lang w:val="ru-RU"/>
+        </w:rPr>
+        <w:t>: Есть</w:t>
+      </w:r>
+      <w:proofErr w:type="gramEnd"/>
+      <w:r>
+        <w:rPr>
+          <w:rFonts w:ascii="Times New Roman" w:hAnsi="Times New Roman" w:cs="Times New Roman"/>
+          <w:sz w:val="24"/>
+          <w:szCs w:val="24"/>
+          <w:lang w:val="ru-RU"/>
+        </w:rPr>
+        <w:t xml:space="preserve"> набор </w:t>
+      </w:r>
+      <w:r>
+        <w:rPr>
+          <w:rFonts w:ascii="Times New Roman" w:hAnsi="Times New Roman" w:cs="Times New Roman"/>
           <w:i/>
+          <w:sz w:val="24"/>
+          <w:szCs w:val="24"/>
         </w:rPr>
         <w:t>impressions</w:t>
       </w:r>
       <w:r>
-        <w:t xml:space="preserve">, идущих в определенной последовательности; Одновременно с этим для каждого впечатления устанавливается соответствующая </w:t>
-      </w:r>
-      <w:r>
-        <w:rPr>
+        <w:rPr>
+          <w:rFonts w:ascii="Times New Roman" w:hAnsi="Times New Roman" w:cs="Times New Roman"/>
+          <w:sz w:val="24"/>
+          <w:szCs w:val="24"/>
+          <w:lang w:val="ru-RU"/>
+        </w:rPr>
+        <w:t>, идущих в определенной последовательности</w:t>
+      </w:r>
+      <w:proofErr w:type="gramStart"/>
+      <w:r>
+        <w:rPr>
+          <w:rFonts w:ascii="Times New Roman" w:hAnsi="Times New Roman" w:cs="Times New Roman"/>
+          <w:sz w:val="24"/>
+          <w:szCs w:val="24"/>
+          <w:lang w:val="ru-RU"/>
+        </w:rPr>
+        <w:t>; Одновременно</w:t>
+      </w:r>
+      <w:proofErr w:type="gramEnd"/>
+      <w:r>
+        <w:rPr>
+          <w:rFonts w:ascii="Times New Roman" w:hAnsi="Times New Roman" w:cs="Times New Roman"/>
+          <w:sz w:val="24"/>
+          <w:szCs w:val="24"/>
+          <w:lang w:val="ru-RU"/>
+        </w:rPr>
+        <w:t xml:space="preserve"> с этим для каждого впечатления устанавливается соответствующая </w:t>
+      </w:r>
+      <w:r>
+        <w:rPr>
+          <w:rFonts w:ascii="Times New Roman" w:hAnsi="Times New Roman" w:cs="Times New Roman"/>
           <w:i/>
+          <w:sz w:val="24"/>
+          <w:szCs w:val="24"/>
         </w:rPr>
         <w:t>idea</w:t>
       </w:r>
       <w:r>
-        <w:t xml:space="preserve">, то есть копия этого впечатления. Между идеями, как и между впечатлениями, сохраняется та же строгая последовательность. Это обуславливается механизмом </w:t>
-      </w:r>
-      <w:r>
-        <w:rPr>
+        <w:rPr>
+          <w:rFonts w:ascii="Times New Roman" w:hAnsi="Times New Roman" w:cs="Times New Roman"/>
+          <w:sz w:val="24"/>
+          <w:szCs w:val="24"/>
+          <w:lang w:val="ru-RU"/>
+        </w:rPr>
+        <w:t xml:space="preserve">, то есть копия этого впечатления. Между идеями, как и между впечатлениями, сохраняется та же строгая последовательность. </w:t>
+      </w:r>
+      <w:proofErr w:type="spellStart"/>
+      <w:r>
+        <w:rPr>
+          <w:rFonts w:ascii="Times New Roman" w:hAnsi="Times New Roman" w:cs="Times New Roman"/>
+          <w:sz w:val="24"/>
+          <w:szCs w:val="24"/>
+        </w:rPr>
+        <w:t>Это</w:t>
+      </w:r>
+      <w:proofErr w:type="spellEnd"/>
+      <w:r>
+        <w:rPr>
+          <w:rFonts w:ascii="Times New Roman" w:hAnsi="Times New Roman" w:cs="Times New Roman"/>
+          <w:sz w:val="24"/>
+          <w:szCs w:val="24"/>
+        </w:rPr>
+        <w:t xml:space="preserve"> </w:t>
+      </w:r>
+      <w:proofErr w:type="spellStart"/>
+      <w:r>
+        <w:rPr>
+          <w:rFonts w:ascii="Times New Roman" w:hAnsi="Times New Roman" w:cs="Times New Roman"/>
+          <w:sz w:val="24"/>
+          <w:szCs w:val="24"/>
+        </w:rPr>
+        <w:t>обуславливается</w:t>
+      </w:r>
+      <w:proofErr w:type="spellEnd"/>
+      <w:r>
+        <w:rPr>
+          <w:rFonts w:ascii="Times New Roman" w:hAnsi="Times New Roman" w:cs="Times New Roman"/>
+          <w:sz w:val="24"/>
+          <w:szCs w:val="24"/>
+        </w:rPr>
+        <w:t xml:space="preserve"> </w:t>
+      </w:r>
+      <w:proofErr w:type="spellStart"/>
+      <w:r>
+        <w:rPr>
+          <w:rFonts w:ascii="Times New Roman" w:hAnsi="Times New Roman" w:cs="Times New Roman"/>
+          <w:sz w:val="24"/>
+          <w:szCs w:val="24"/>
+        </w:rPr>
+        <w:t>механизмом</w:t>
+      </w:r>
+      <w:proofErr w:type="spellEnd"/>
+      <w:r>
+        <w:rPr>
+          <w:rFonts w:ascii="Times New Roman" w:hAnsi="Times New Roman" w:cs="Times New Roman"/>
+          <w:sz w:val="24"/>
+          <w:szCs w:val="24"/>
+        </w:rPr>
+        <w:t xml:space="preserve"> </w:t>
+      </w:r>
+      <w:r>
+        <w:rPr>
+          <w:rFonts w:ascii="Times New Roman" w:hAnsi="Times New Roman" w:cs="Times New Roman"/>
           <w:i/>
+          <w:sz w:val="24"/>
+          <w:szCs w:val="24"/>
         </w:rPr>
         <w:t>memory</w:t>
       </w:r>
       <w:r>
+        <w:rPr>
+          <w:rFonts w:ascii="Times New Roman" w:hAnsi="Times New Roman" w:cs="Times New Roman"/>
+          <w:sz w:val="24"/>
+          <w:szCs w:val="24"/>
+        </w:rPr>
         <w:t>.</w:t>
       </w:r>
     </w:p>
     <w:p>
-      <w:r>
-        <w:t>![[IMG_4139.heic]]</w:t>
+      <w:pPr>
+        <w:rPr>
+          <w:rFonts w:ascii="Times New Roman" w:hAnsi="Times New Roman" w:cs="Times New Roman"/>
+          <w:sz w:val="24"/>
+          <w:szCs w:val="24"/>
+          <w:lang w:val="ru-RU"/>
+        </w:rPr>
+      </w:pPr>
+      <w:proofErr w:type="gramStart"/>
+      <w:r>
+        <w:rPr>
+          <w:rFonts w:ascii="Times New Roman" w:hAnsi="Times New Roman" w:cs="Times New Roman"/>
+          <w:sz w:val="24"/>
+          <w:szCs w:val="24"/>
+        </w:rPr>
+        <w:t>![</w:t>
+      </w:r>
+      <w:proofErr w:type="gramEnd"/>
+      <w:r>
+        <w:rPr>
+          <w:rFonts w:ascii="Times New Roman" w:hAnsi="Times New Roman" w:cs="Times New Roman"/>
+          <w:sz w:val="24"/>
+          <w:szCs w:val="24"/>
+        </w:rPr>
+        <w:t>[IMG_4139.heic]]</w:t>
       </w:r>
     </w:p>
     <w:p>
       <w:pPr>
         <w:pStyle w:val="FencedCode"/>
-      </w:pPr>
-      <w:r>
+        <w:rPr>
+          <w:rFonts w:ascii="Times New Roman" w:hAnsi="Times New Roman" w:cs="Times New Roman"/>
+          <w:sz w:val="24"/>
+          <w:szCs w:val="24"/>
+          <w:lang w:val="ru-RU"/>
+        </w:rPr>
+      </w:pPr>
+      <w:r>
+        <w:rPr>
+          <w:rFonts w:ascii="Times New Roman" w:hAnsi="Times New Roman" w:cs="Times New Roman"/>
+          <w:sz w:val="24"/>
+          <w:szCs w:val="24"/>
+          <w:lang w:val="ru-RU"/>
+        </w:rPr>
         <w:t>Схема потока данных.</w:t>
       </w:r>
       <w:r>
+        <w:rPr>
+          <w:rFonts w:ascii="Times New Roman" w:hAnsi="Times New Roman" w:cs="Times New Roman"/>
+          <w:sz w:val="24"/>
+          <w:szCs w:val="24"/>
+          <w:lang w:val="ru-RU"/>
+        </w:rPr>
         <w:br/>
         <w:t>В — впечатления, И — идеи</w:t>
       </w:r>
     </w:p>
     <w:p>
-      <w:r>
-        <w:t>В свою очередь механизм imagination выхватывает из копий, сделанных памятью, определенные идеи и оперирует ими.</w:t>
+      <w:pPr>
+        <w:rPr>
+          <w:rFonts w:ascii="Times New Roman" w:hAnsi="Times New Roman" w:cs="Times New Roman"/>
+          <w:sz w:val="24"/>
+          <w:szCs w:val="24"/>
+          <w:lang w:val="ru-RU"/>
+        </w:rPr>
+      </w:pPr>
+      <w:r>
+        <w:rPr>
+          <w:rFonts w:ascii="Times New Roman" w:hAnsi="Times New Roman" w:cs="Times New Roman"/>
+          <w:sz w:val="24"/>
+          <w:szCs w:val="24"/>
+          <w:lang w:val="ru-RU"/>
+        </w:rPr>
+        <w:lastRenderedPageBreak/>
+        <w:t xml:space="preserve">В свою очередь механизм </w:t>
+      </w:r>
+      <w:r>
+        <w:rPr>
+          <w:rFonts w:ascii="Times New Roman" w:hAnsi="Times New Roman" w:cs="Times New Roman"/>
+          <w:sz w:val="24"/>
+          <w:szCs w:val="24"/>
+        </w:rPr>
+        <w:t>imagination</w:t>
+      </w:r>
+      <w:r>
+        <w:rPr>
+          <w:rFonts w:ascii="Times New Roman" w:hAnsi="Times New Roman" w:cs="Times New Roman"/>
+          <w:sz w:val="24"/>
+          <w:szCs w:val="24"/>
+          <w:lang w:val="ru-RU"/>
+        </w:rPr>
+        <w:t xml:space="preserve"> выхватывает из копий, сделанных памятью, определенные идеи и оперирует ими.</w:t>
       </w:r>
     </w:p>
     <w:p>
       <w:pPr>
         <w:pStyle w:val="Quote"/>
         <w:rPr>
+          <w:rFonts w:ascii="Times New Roman" w:hAnsi="Times New Roman" w:cs="Times New Roman"/>
           <w:i w:val="0"/>
-        </w:rPr>
-      </w:pPr>
-      <w:r>
-        <w:rPr>
+          <w:sz w:val="24"/>
+          <w:szCs w:val="24"/>
+        </w:rPr>
+      </w:pPr>
+      <w:r>
+        <w:rPr>
+          <w:rFonts w:ascii="Times New Roman" w:hAnsi="Times New Roman" w:cs="Times New Roman"/>
           <w:i w:val="0"/>
-        </w:rPr>
-        <w:t xml:space="preserve">Пример: человек увидел носорога (впечатление), через год увидел лошадь (впечатление), они отложились у него в памяти. Затем imagination выхватывает эти две идеи и смешивает — получается носорог. Существует три режима работы </w:t>
-      </w:r>
-      <w:r>
+          <w:sz w:val="24"/>
+          <w:szCs w:val="24"/>
+          <w:lang w:val="ru-RU"/>
+        </w:rPr>
+        <w:t xml:space="preserve">Пример: человек увидел носорога (впечатление), через год увидел лошадь (впечатление), они отложились у него в памяти. Затем </w:t>
+      </w:r>
+      <w:r>
+        <w:rPr>
+          <w:rFonts w:ascii="Times New Roman" w:hAnsi="Times New Roman" w:cs="Times New Roman"/>
+          <w:i w:val="0"/>
+          <w:sz w:val="24"/>
+          <w:szCs w:val="24"/>
+        </w:rPr>
         <w:t>imagination</w:t>
       </w:r>
       <w:r>
         <w:rPr>
+          <w:rFonts w:ascii="Times New Roman" w:hAnsi="Times New Roman" w:cs="Times New Roman"/>
           <w:i w:val="0"/>
+          <w:sz w:val="24"/>
+          <w:szCs w:val="24"/>
+          <w:lang w:val="ru-RU"/>
+        </w:rPr>
+        <w:t xml:space="preserve"> выхватывает эти две идеи и смешивает — получается носорог. </w:t>
+      </w:r>
+      <w:proofErr w:type="spellStart"/>
+      <w:r>
+        <w:rPr>
+          <w:rFonts w:ascii="Times New Roman" w:hAnsi="Times New Roman" w:cs="Times New Roman"/>
+          <w:i w:val="0"/>
+          <w:sz w:val="24"/>
+          <w:szCs w:val="24"/>
+        </w:rPr>
+        <w:t>Существует</w:t>
+      </w:r>
+      <w:proofErr w:type="spellEnd"/>
+      <w:r>
+        <w:rPr>
+          <w:rFonts w:ascii="Times New Roman" w:hAnsi="Times New Roman" w:cs="Times New Roman"/>
+          <w:i w:val="0"/>
+          <w:sz w:val="24"/>
+          <w:szCs w:val="24"/>
+        </w:rPr>
+        <w:t xml:space="preserve"> </w:t>
+      </w:r>
+      <w:proofErr w:type="spellStart"/>
+      <w:r>
+        <w:rPr>
+          <w:rFonts w:ascii="Times New Roman" w:hAnsi="Times New Roman" w:cs="Times New Roman"/>
+          <w:i w:val="0"/>
+          <w:sz w:val="24"/>
+          <w:szCs w:val="24"/>
+        </w:rPr>
+        <w:t>три</w:t>
+      </w:r>
+      <w:proofErr w:type="spellEnd"/>
+      <w:r>
+        <w:rPr>
+          <w:rFonts w:ascii="Times New Roman" w:hAnsi="Times New Roman" w:cs="Times New Roman"/>
+          <w:i w:val="0"/>
+          <w:sz w:val="24"/>
+          <w:szCs w:val="24"/>
+        </w:rPr>
+        <w:t xml:space="preserve"> </w:t>
+      </w:r>
+      <w:proofErr w:type="spellStart"/>
+      <w:r>
+        <w:rPr>
+          <w:rFonts w:ascii="Times New Roman" w:hAnsi="Times New Roman" w:cs="Times New Roman"/>
+          <w:i w:val="0"/>
+          <w:sz w:val="24"/>
+          <w:szCs w:val="24"/>
+        </w:rPr>
+        <w:t>режима</w:t>
+      </w:r>
+      <w:proofErr w:type="spellEnd"/>
+      <w:r>
+        <w:rPr>
+          <w:rFonts w:ascii="Times New Roman" w:hAnsi="Times New Roman" w:cs="Times New Roman"/>
+          <w:i w:val="0"/>
+          <w:sz w:val="24"/>
+          <w:szCs w:val="24"/>
+        </w:rPr>
+        <w:t xml:space="preserve"> </w:t>
+      </w:r>
+      <w:proofErr w:type="spellStart"/>
+      <w:r>
+        <w:rPr>
+          <w:rFonts w:ascii="Times New Roman" w:hAnsi="Times New Roman" w:cs="Times New Roman"/>
+          <w:i w:val="0"/>
+          <w:sz w:val="24"/>
+          <w:szCs w:val="24"/>
+        </w:rPr>
+        <w:t>работы</w:t>
+      </w:r>
+      <w:proofErr w:type="spellEnd"/>
+      <w:r>
+        <w:rPr>
+          <w:rFonts w:ascii="Times New Roman" w:hAnsi="Times New Roman" w:cs="Times New Roman"/>
+          <w:i w:val="0"/>
+          <w:sz w:val="24"/>
+          <w:szCs w:val="24"/>
+        </w:rPr>
+        <w:t xml:space="preserve"> </w:t>
+      </w:r>
+      <w:r>
+        <w:rPr>
+          <w:rFonts w:ascii="Times New Roman" w:hAnsi="Times New Roman" w:cs="Times New Roman"/>
+          <w:sz w:val="24"/>
+          <w:szCs w:val="24"/>
+        </w:rPr>
+        <w:t>imagination</w:t>
+      </w:r>
+      <w:r>
+        <w:rPr>
+          <w:rFonts w:ascii="Times New Roman" w:hAnsi="Times New Roman" w:cs="Times New Roman"/>
+          <w:i w:val="0"/>
+          <w:sz w:val="24"/>
+          <w:szCs w:val="24"/>
         </w:rPr>
         <w:t>:</w:t>
       </w:r>
@@ -651,24 +1839,82 @@
           <w:ilvl w:val="0"/>
           <w:numId w:val="4"/>
         </w:numPr>
-      </w:pPr>
-      <w:r>
-        <w:rPr>
+        <w:rPr>
+          <w:rFonts w:ascii="Times New Roman" w:hAnsi="Times New Roman" w:cs="Times New Roman"/>
+          <w:sz w:val="24"/>
+          <w:szCs w:val="24"/>
+          <w:lang w:val="ru-RU"/>
+        </w:rPr>
+      </w:pPr>
+      <w:r>
+        <w:rPr>
+          <w:rFonts w:ascii="Times New Roman" w:hAnsi="Times New Roman" w:cs="Times New Roman"/>
           <w:b/>
+          <w:sz w:val="24"/>
+          <w:szCs w:val="24"/>
         </w:rPr>
         <w:t>Fancy</w:t>
       </w:r>
       <w:r>
+        <w:rPr>
+          <w:rFonts w:ascii="Times New Roman" w:hAnsi="Times New Roman" w:cs="Times New Roman"/>
+          <w:sz w:val="24"/>
+          <w:szCs w:val="24"/>
+          <w:lang w:val="ru-RU"/>
+        </w:rPr>
         <w:t xml:space="preserve"> — некоторый произвольный, свободный, базовый режим функционирования </w:t>
       </w:r>
       <w:r>
         <w:rPr>
+          <w:rFonts w:ascii="Times New Roman" w:hAnsi="Times New Roman" w:cs="Times New Roman"/>
           <w:i/>
+          <w:sz w:val="24"/>
+          <w:szCs w:val="24"/>
         </w:rPr>
         <w:t>imagination</w:t>
       </w:r>
       <w:r>
-        <w:t>. [вскользь упомянуто, что fancy берет идеи только из потока идей, как и в случае с demonstration]</w:t>
+        <w:rPr>
+          <w:rFonts w:ascii="Times New Roman" w:hAnsi="Times New Roman" w:cs="Times New Roman"/>
+          <w:sz w:val="24"/>
+          <w:szCs w:val="24"/>
+          <w:lang w:val="ru-RU"/>
+        </w:rPr>
+        <w:t xml:space="preserve">. [вскользь упомянуто, что </w:t>
+      </w:r>
+      <w:r>
+        <w:rPr>
+          <w:rFonts w:ascii="Times New Roman" w:hAnsi="Times New Roman" w:cs="Times New Roman"/>
+          <w:sz w:val="24"/>
+          <w:szCs w:val="24"/>
+        </w:rPr>
+        <w:t>fancy</w:t>
+      </w:r>
+      <w:r>
+        <w:rPr>
+          <w:rFonts w:ascii="Times New Roman" w:hAnsi="Times New Roman" w:cs="Times New Roman"/>
+          <w:sz w:val="24"/>
+          <w:szCs w:val="24"/>
+          <w:lang w:val="ru-RU"/>
+        </w:rPr>
+        <w:t xml:space="preserve"> берет идеи только из потока идей, как и в случае с </w:t>
+      </w:r>
+      <w:r>
+        <w:rPr>
+          <w:rFonts w:ascii="Times New Roman" w:hAnsi="Times New Roman" w:cs="Times New Roman"/>
+          <w:sz w:val="24"/>
+          <w:szCs w:val="24"/>
+        </w:rPr>
+        <w:t>demonstration</w:t>
+      </w:r>
+      <w:r>
+        <w:rPr>
+          <w:rFonts w:ascii="Times New Roman" w:hAnsi="Times New Roman" w:cs="Times New Roman"/>
+          <w:sz w:val="24"/>
+          <w:szCs w:val="24"/>
+          <w:lang w:val="ru-RU"/>
+        </w:rPr>
+        <w:t>]</w:t>
       </w:r>
     </w:p>
     <w:p>
@@ -677,27 +1923,67 @@
           <w:ilvl w:val="0"/>
           <w:numId w:val="4"/>
         </w:numPr>
-      </w:pPr>
-      <w:r>
-        <w:rPr>
+        <w:rPr>
+          <w:rFonts w:ascii="Times New Roman" w:hAnsi="Times New Roman" w:cs="Times New Roman"/>
+          <w:sz w:val="24"/>
+          <w:szCs w:val="24"/>
+          <w:lang w:val="ru-RU"/>
+        </w:rPr>
+      </w:pPr>
+      <w:r>
+        <w:rPr>
+          <w:rFonts w:ascii="Times New Roman" w:hAnsi="Times New Roman" w:cs="Times New Roman"/>
           <w:b/>
+          <w:sz w:val="24"/>
+          <w:szCs w:val="24"/>
         </w:rPr>
         <w:t>Demonstration</w:t>
       </w:r>
       <w:r>
-        <w:t xml:space="preserve"> — ограниченный и стабилизированный режим познания; наглядное рассуждение. Рассуждение на уровне логики или математики. Характеризуется строгой необходимостью: рассуждения строятся так, что не может быть иначе, вывод всегда один и тот же. Связь, или строгая необходимость возникает из отношения идей: впечатления в этом типе познания не рассматриваются вообще. Строгость возникает из-за исключения из </w:t>
-      </w:r>
-      <w:r>
-        <w:lastRenderedPageBreak/>
-        <w:t xml:space="preserve">познания впечатлений, ведь случайность превносится только через них. Этот режим вторичен; он не является противопоставлением </w:t>
-      </w:r>
-      <w:r>
-        <w:rPr>
+        <w:rPr>
+          <w:rFonts w:ascii="Times New Roman" w:hAnsi="Times New Roman" w:cs="Times New Roman"/>
+          <w:sz w:val="24"/>
+          <w:szCs w:val="24"/>
+          <w:lang w:val="ru-RU"/>
+        </w:rPr>
+        <w:t xml:space="preserve"> — ограниченный и стабилизированный режим познания; наглядное рассуждение. Рассуждение на уровне логики или математики. Характеризуется строгой необходимостью: рассуждения строятся так, что не может быть иначе, вывод всегда один и тот же. Связь, или строгая необходимость возникает из отношения идей: впечатления в этом типе познания не рассматриваются вообще. Строгость возникает из-за исключения из познания впечатлений, ведь случайность </w:t>
+      </w:r>
+      <w:proofErr w:type="spellStart"/>
+      <w:r>
+        <w:rPr>
+          <w:rFonts w:ascii="Times New Roman" w:hAnsi="Times New Roman" w:cs="Times New Roman"/>
+          <w:sz w:val="24"/>
+          <w:szCs w:val="24"/>
+          <w:lang w:val="ru-RU"/>
+        </w:rPr>
+        <w:t>превносится</w:t>
+      </w:r>
+      <w:proofErr w:type="spellEnd"/>
+      <w:r>
+        <w:rPr>
+          <w:rFonts w:ascii="Times New Roman" w:hAnsi="Times New Roman" w:cs="Times New Roman"/>
+          <w:sz w:val="24"/>
+          <w:szCs w:val="24"/>
+          <w:lang w:val="ru-RU"/>
+        </w:rPr>
+        <w:t xml:space="preserve"> только через них. Этот режим вторичен; он не является противопоставлением </w:t>
+      </w:r>
+      <w:r>
+        <w:rPr>
+          <w:rFonts w:ascii="Times New Roman" w:hAnsi="Times New Roman" w:cs="Times New Roman"/>
           <w:i/>
+          <w:sz w:val="24"/>
+          <w:szCs w:val="24"/>
         </w:rPr>
         <w:t>fancy</w:t>
       </w:r>
       <w:r>
+        <w:rPr>
+          <w:rFonts w:ascii="Times New Roman" w:hAnsi="Times New Roman" w:cs="Times New Roman"/>
+          <w:sz w:val="24"/>
+          <w:szCs w:val="24"/>
+          <w:lang w:val="ru-RU"/>
+        </w:rPr>
         <w:t xml:space="preserve"> — напротив, между ними немного различий.</w:t>
       </w:r>
     </w:p>
@@ -707,83 +1993,266 @@
           <w:ilvl w:val="0"/>
           <w:numId w:val="4"/>
         </w:numPr>
-      </w:pPr>
-      <w:r>
-        <w:rPr>
+        <w:rPr>
+          <w:rFonts w:ascii="Times New Roman" w:hAnsi="Times New Roman" w:cs="Times New Roman"/>
+          <w:sz w:val="24"/>
+          <w:szCs w:val="24"/>
+          <w:lang w:val="ru-RU"/>
+        </w:rPr>
+      </w:pPr>
+      <w:r>
+        <w:rPr>
+          <w:rFonts w:ascii="Times New Roman" w:hAnsi="Times New Roman" w:cs="Times New Roman"/>
           <w:b/>
+          <w:sz w:val="24"/>
+          <w:szCs w:val="24"/>
         </w:rPr>
         <w:t>Reason</w:t>
       </w:r>
       <w:r>
+        <w:rPr>
+          <w:rFonts w:ascii="Times New Roman" w:hAnsi="Times New Roman" w:cs="Times New Roman"/>
+          <w:sz w:val="24"/>
+          <w:szCs w:val="24"/>
+          <w:lang w:val="ru-RU"/>
+        </w:rPr>
         <w:t xml:space="preserve"> — среднее между </w:t>
       </w:r>
       <w:r>
         <w:rPr>
+          <w:rFonts w:ascii="Times New Roman" w:hAnsi="Times New Roman" w:cs="Times New Roman"/>
           <w:i/>
+          <w:sz w:val="24"/>
+          <w:szCs w:val="24"/>
         </w:rPr>
         <w:t>fancy</w:t>
       </w:r>
       <w:r>
+        <w:rPr>
+          <w:rFonts w:ascii="Times New Roman" w:hAnsi="Times New Roman" w:cs="Times New Roman"/>
+          <w:sz w:val="24"/>
+          <w:szCs w:val="24"/>
+          <w:lang w:val="ru-RU"/>
+        </w:rPr>
         <w:t xml:space="preserve"> и </w:t>
       </w:r>
       <w:r>
         <w:rPr>
+          <w:rFonts w:ascii="Times New Roman" w:hAnsi="Times New Roman" w:cs="Times New Roman"/>
           <w:i/>
+          <w:sz w:val="24"/>
+          <w:szCs w:val="24"/>
         </w:rPr>
         <w:t>demonstration</w:t>
       </w:r>
       <w:r>
+        <w:rPr>
+          <w:rFonts w:ascii="Times New Roman" w:hAnsi="Times New Roman" w:cs="Times New Roman"/>
+          <w:sz w:val="24"/>
+          <w:szCs w:val="24"/>
+          <w:lang w:val="ru-RU"/>
+        </w:rPr>
         <w:t xml:space="preserve"> — эмпирическое познание — все науки, кроме математики. Иначе — все содержательное, наблюдательное, но не формальное. В нем нет полной свободы, как в </w:t>
       </w:r>
       <w:r>
         <w:rPr>
+          <w:rFonts w:ascii="Times New Roman" w:hAnsi="Times New Roman" w:cs="Times New Roman"/>
           <w:i/>
+          <w:sz w:val="24"/>
+          <w:szCs w:val="24"/>
         </w:rPr>
         <w:t>fancy</w:t>
       </w:r>
       <w:r>
+        <w:rPr>
+          <w:rFonts w:ascii="Times New Roman" w:hAnsi="Times New Roman" w:cs="Times New Roman"/>
+          <w:sz w:val="24"/>
+          <w:szCs w:val="24"/>
+          <w:lang w:val="ru-RU"/>
+        </w:rPr>
         <w:t xml:space="preserve">, и нет строгой необходимости, как в </w:t>
       </w:r>
       <w:r>
         <w:rPr>
+          <w:rFonts w:ascii="Times New Roman" w:hAnsi="Times New Roman" w:cs="Times New Roman"/>
           <w:i/>
+          <w:sz w:val="24"/>
+          <w:szCs w:val="24"/>
         </w:rPr>
         <w:t>demonstration</w:t>
       </w:r>
       <w:r>
+        <w:rPr>
+          <w:rFonts w:ascii="Times New Roman" w:hAnsi="Times New Roman" w:cs="Times New Roman"/>
+          <w:sz w:val="24"/>
+          <w:szCs w:val="24"/>
+          <w:lang w:val="ru-RU"/>
+        </w:rPr>
         <w:t xml:space="preserve">. Юма больше интересует </w:t>
       </w:r>
       <w:r>
         <w:rPr>
+          <w:rFonts w:ascii="Times New Roman" w:hAnsi="Times New Roman" w:cs="Times New Roman"/>
           <w:i/>
+          <w:sz w:val="24"/>
+          <w:szCs w:val="24"/>
         </w:rPr>
         <w:t>reason</w:t>
       </w:r>
       <w:r>
-        <w:t xml:space="preserve">, потому что когда мы говорим о режиме </w:t>
-      </w:r>
-      <w:r>
-        <w:rPr>
+        <w:rPr>
+          <w:rFonts w:ascii="Times New Roman" w:hAnsi="Times New Roman" w:cs="Times New Roman"/>
+          <w:sz w:val="24"/>
+          <w:szCs w:val="24"/>
+          <w:lang w:val="ru-RU"/>
+        </w:rPr>
+        <w:t xml:space="preserve">, потому </w:t>
+      </w:r>
+      <w:proofErr w:type="gramStart"/>
+      <w:r>
+        <w:rPr>
+          <w:rFonts w:ascii="Times New Roman" w:hAnsi="Times New Roman" w:cs="Times New Roman"/>
+          <w:sz w:val="24"/>
+          <w:szCs w:val="24"/>
+          <w:lang w:val="ru-RU"/>
+        </w:rPr>
+        <w:t>что</w:t>
+      </w:r>
+      <w:proofErr w:type="gramEnd"/>
+      <w:r>
+        <w:rPr>
+          <w:rFonts w:ascii="Times New Roman" w:hAnsi="Times New Roman" w:cs="Times New Roman"/>
+          <w:sz w:val="24"/>
+          <w:szCs w:val="24"/>
+          <w:lang w:val="ru-RU"/>
+        </w:rPr>
+        <w:t xml:space="preserve"> когда мы говорим о режиме </w:t>
+      </w:r>
+      <w:r>
+        <w:rPr>
+          <w:rFonts w:ascii="Times New Roman" w:hAnsi="Times New Roman" w:cs="Times New Roman"/>
           <w:i/>
+          <w:sz w:val="24"/>
+          <w:szCs w:val="24"/>
         </w:rPr>
         <w:t>demonstration</w:t>
       </w:r>
       <w:r>
+        <w:rPr>
+          <w:rFonts w:ascii="Times New Roman" w:hAnsi="Times New Roman" w:cs="Times New Roman"/>
+          <w:sz w:val="24"/>
+          <w:szCs w:val="24"/>
+          <w:lang w:val="ru-RU"/>
+        </w:rPr>
         <w:t xml:space="preserve">, мы не говорим ничего такого, чего нету в идеях. В этом режиме невозможно создать принципиально нового знания. </w:t>
       </w:r>
       <w:r>
         <w:rPr>
+          <w:rFonts w:ascii="Times New Roman" w:hAnsi="Times New Roman" w:cs="Times New Roman"/>
           <w:i/>
+          <w:sz w:val="24"/>
+          <w:szCs w:val="24"/>
         </w:rPr>
         <w:t>Reason</w:t>
       </w:r>
       <w:r>
+        <w:rPr>
+          <w:rFonts w:ascii="Times New Roman" w:hAnsi="Times New Roman" w:cs="Times New Roman"/>
+          <w:sz w:val="24"/>
+          <w:szCs w:val="24"/>
+          <w:lang w:val="ru-RU"/>
+        </w:rPr>
         <w:t xml:space="preserve"> же может дать нечто новое, чего еще нет в идеях. В эмпирическом познании помимо потока данных (впечатлений и идей) и механизмов (память и воображение) существует что-то такое, что не извлекается из потока данных и не сводится к комбинированию впечатлений или идей.</w:t>
       </w:r>
     </w:p>
     <w:p>
-      <w:r>
-        <w:t>В эмпирическом познании происходит соединение, создание ассоциации; происходит открытие регулярности событий. Но что характеризует регулярность?</w:t>
+      <w:pPr>
+        <w:rPr>
+          <w:rFonts w:ascii="Times New Roman" w:hAnsi="Times New Roman" w:cs="Times New Roman"/>
+          <w:sz w:val="24"/>
+          <w:szCs w:val="24"/>
+        </w:rPr>
+      </w:pPr>
+      <w:r>
+        <w:rPr>
+          <w:rFonts w:ascii="Times New Roman" w:hAnsi="Times New Roman" w:cs="Times New Roman"/>
+          <w:sz w:val="24"/>
+          <w:szCs w:val="24"/>
+          <w:lang w:val="ru-RU"/>
+        </w:rPr>
+        <w:t xml:space="preserve">В эмпирическом познании происходит соединение, создание ассоциации; происходит открытие регулярности событий. </w:t>
+      </w:r>
+      <w:proofErr w:type="spellStart"/>
+      <w:r>
+        <w:rPr>
+          <w:rFonts w:ascii="Times New Roman" w:hAnsi="Times New Roman" w:cs="Times New Roman"/>
+          <w:sz w:val="24"/>
+          <w:szCs w:val="24"/>
+        </w:rPr>
+        <w:t>Но</w:t>
+      </w:r>
+      <w:proofErr w:type="spellEnd"/>
+      <w:r>
+        <w:rPr>
+          <w:rFonts w:ascii="Times New Roman" w:hAnsi="Times New Roman" w:cs="Times New Roman"/>
+          <w:sz w:val="24"/>
+          <w:szCs w:val="24"/>
+        </w:rPr>
+        <w:t xml:space="preserve"> </w:t>
+      </w:r>
+      <w:proofErr w:type="spellStart"/>
+      <w:r>
+        <w:rPr>
+          <w:rFonts w:ascii="Times New Roman" w:hAnsi="Times New Roman" w:cs="Times New Roman"/>
+          <w:sz w:val="24"/>
+          <w:szCs w:val="24"/>
+        </w:rPr>
+        <w:t>что</w:t>
+      </w:r>
+      <w:proofErr w:type="spellEnd"/>
+      <w:r>
+        <w:rPr>
+          <w:rFonts w:ascii="Times New Roman" w:hAnsi="Times New Roman" w:cs="Times New Roman"/>
+          <w:sz w:val="24"/>
+          <w:szCs w:val="24"/>
+        </w:rPr>
+        <w:t xml:space="preserve"> </w:t>
+      </w:r>
+      <w:proofErr w:type="spellStart"/>
+      <w:r>
+        <w:rPr>
+          <w:rFonts w:ascii="Times New Roman" w:hAnsi="Times New Roman" w:cs="Times New Roman"/>
+          <w:sz w:val="24"/>
+          <w:szCs w:val="24"/>
+        </w:rPr>
+        <w:t>характеризует</w:t>
+      </w:r>
+      <w:proofErr w:type="spellEnd"/>
+      <w:r>
+        <w:rPr>
+          <w:rFonts w:ascii="Times New Roman" w:hAnsi="Times New Roman" w:cs="Times New Roman"/>
+          <w:sz w:val="24"/>
+          <w:szCs w:val="24"/>
+        </w:rPr>
+        <w:t xml:space="preserve"> </w:t>
+      </w:r>
+      <w:proofErr w:type="spellStart"/>
+      <w:r>
+        <w:rPr>
+          <w:rFonts w:ascii="Times New Roman" w:hAnsi="Times New Roman" w:cs="Times New Roman"/>
+          <w:sz w:val="24"/>
+          <w:szCs w:val="24"/>
+        </w:rPr>
+        <w:t>регулярность</w:t>
+      </w:r>
+      <w:proofErr w:type="spellEnd"/>
+      <w:r>
+        <w:rPr>
+          <w:rFonts w:ascii="Times New Roman" w:hAnsi="Times New Roman" w:cs="Times New Roman"/>
+          <w:sz w:val="24"/>
+          <w:szCs w:val="24"/>
+        </w:rPr>
+        <w:t>?</w:t>
       </w:r>
     </w:p>
     <w:p>
@@ -792,14 +2261,30 @@
           <w:ilvl w:val="0"/>
           <w:numId w:val="5"/>
         </w:numPr>
-      </w:pPr>
-      <w:r>
-        <w:rPr>
+        <w:rPr>
+          <w:rFonts w:ascii="Times New Roman" w:hAnsi="Times New Roman" w:cs="Times New Roman"/>
+          <w:sz w:val="24"/>
+          <w:szCs w:val="24"/>
+          <w:lang w:val="ru-RU"/>
+        </w:rPr>
+      </w:pPr>
+      <w:r>
+        <w:rPr>
+          <w:rFonts w:ascii="Times New Roman" w:hAnsi="Times New Roman" w:cs="Times New Roman"/>
           <w:i/>
+          <w:sz w:val="24"/>
+          <w:szCs w:val="24"/>
+          <w:lang w:val="ru-RU"/>
         </w:rPr>
         <w:t>Сходство</w:t>
       </w:r>
       <w:r>
+        <w:rPr>
+          <w:rFonts w:ascii="Times New Roman" w:hAnsi="Times New Roman" w:cs="Times New Roman"/>
+          <w:sz w:val="24"/>
+          <w:szCs w:val="24"/>
+          <w:lang w:val="ru-RU"/>
+        </w:rPr>
         <w:t xml:space="preserve"> — события должны быть похожи.</w:t>
       </w:r>
     </w:p>
@@ -809,14 +2294,30 @@
           <w:ilvl w:val="0"/>
           <w:numId w:val="5"/>
         </w:numPr>
-      </w:pPr>
-      <w:r>
-        <w:rPr>
+        <w:rPr>
+          <w:rFonts w:ascii="Times New Roman" w:hAnsi="Times New Roman" w:cs="Times New Roman"/>
+          <w:sz w:val="24"/>
+          <w:szCs w:val="24"/>
+          <w:lang w:val="ru-RU"/>
+        </w:rPr>
+      </w:pPr>
+      <w:r>
+        <w:rPr>
+          <w:rFonts w:ascii="Times New Roman" w:hAnsi="Times New Roman" w:cs="Times New Roman"/>
           <w:i/>
+          <w:sz w:val="24"/>
+          <w:szCs w:val="24"/>
+          <w:lang w:val="ru-RU"/>
         </w:rPr>
         <w:t>Смежность</w:t>
       </w:r>
       <w:r>
+        <w:rPr>
+          <w:rFonts w:ascii="Times New Roman" w:hAnsi="Times New Roman" w:cs="Times New Roman"/>
+          <w:sz w:val="24"/>
+          <w:szCs w:val="24"/>
+          <w:lang w:val="ru-RU"/>
+        </w:rPr>
         <w:t xml:space="preserve"> — они должны быть рядом в пространстве или во времени.</w:t>
       </w:r>
     </w:p>
@@ -826,14 +2327,30 @@
           <w:ilvl w:val="0"/>
           <w:numId w:val="5"/>
         </w:numPr>
-      </w:pPr>
-      <w:r>
-        <w:rPr>
+        <w:rPr>
+          <w:rFonts w:ascii="Times New Roman" w:hAnsi="Times New Roman" w:cs="Times New Roman"/>
+          <w:sz w:val="24"/>
+          <w:szCs w:val="24"/>
+          <w:lang w:val="ru-RU"/>
+        </w:rPr>
+      </w:pPr>
+      <w:r>
+        <w:rPr>
+          <w:rFonts w:ascii="Times New Roman" w:hAnsi="Times New Roman" w:cs="Times New Roman"/>
           <w:b/>
+          <w:sz w:val="24"/>
+          <w:szCs w:val="24"/>
+          <w:lang w:val="ru-RU"/>
         </w:rPr>
         <w:t>Причинность — между двумя разными впечатлениями возникает третье впечатление причинно-следственной связи.</w:t>
       </w:r>
       <w:r>
+        <w:rPr>
+          <w:rFonts w:ascii="Times New Roman" w:hAnsi="Times New Roman" w:cs="Times New Roman"/>
+          <w:sz w:val="24"/>
+          <w:szCs w:val="24"/>
+          <w:lang w:val="ru-RU"/>
+        </w:rPr>
         <w:t xml:space="preserve"> Причинность на самом деле не наблюдается в потоке данных, её нет в опыте.</w:t>
       </w:r>
     </w:p>
@@ -841,35 +2358,88 @@
       <w:pPr>
         <w:pStyle w:val="Quote"/>
         <w:rPr>
+          <w:rFonts w:ascii="Times New Roman" w:hAnsi="Times New Roman" w:cs="Times New Roman"/>
           <w:i w:val="0"/>
-        </w:rPr>
-      </w:pPr>
-      <w:r>
-        <w:rPr>
+          <w:sz w:val="24"/>
+          <w:szCs w:val="24"/>
+          <w:lang w:val="ru-RU"/>
+        </w:rPr>
+      </w:pPr>
+      <w:r>
+        <w:rPr>
+          <w:rFonts w:ascii="Times New Roman" w:hAnsi="Times New Roman" w:cs="Times New Roman"/>
           <w:i w:val="0"/>
+          <w:sz w:val="24"/>
+          <w:szCs w:val="24"/>
+          <w:lang w:val="ru-RU"/>
         </w:rPr>
         <w:t xml:space="preserve">Пример: удар одного бильярдного шара о другой. После попадания одного в другой, последний меняет свое направление.  Человек заключает, что второй шар изменяет свое направление из-за столкновения с первым, хотя не видит и не может увидеть, чтобы один шар как-то воздействовал на другой: он видит только, как первый шар приближается ко второму, и тогда возникает их </w:t>
       </w:r>
       <w:r>
+        <w:rPr>
+          <w:rFonts w:ascii="Times New Roman" w:hAnsi="Times New Roman" w:cs="Times New Roman"/>
+          <w:sz w:val="24"/>
+          <w:szCs w:val="24"/>
+          <w:lang w:val="ru-RU"/>
+        </w:rPr>
         <w:t>смежность</w:t>
       </w:r>
       <w:r>
         <w:rPr>
+          <w:rFonts w:ascii="Times New Roman" w:hAnsi="Times New Roman" w:cs="Times New Roman"/>
           <w:i w:val="0"/>
+          <w:sz w:val="24"/>
+          <w:szCs w:val="24"/>
+          <w:lang w:val="ru-RU"/>
         </w:rPr>
         <w:t xml:space="preserve">. Следовательно, причинность — это результат принципа </w:t>
       </w:r>
       <w:r>
-        <w:t>human nature</w:t>
-      </w:r>
-      <w:r>
-        <w:rPr>
+        <w:rPr>
+          <w:rFonts w:ascii="Times New Roman" w:hAnsi="Times New Roman" w:cs="Times New Roman"/>
+          <w:sz w:val="24"/>
+          <w:szCs w:val="24"/>
+        </w:rPr>
+        <w:t>human</w:t>
+      </w:r>
+      <w:r>
+        <w:rPr>
+          <w:rFonts w:ascii="Times New Roman" w:hAnsi="Times New Roman" w:cs="Times New Roman"/>
+          <w:sz w:val="24"/>
+          <w:szCs w:val="24"/>
+          <w:lang w:val="ru-RU"/>
+        </w:rPr>
+        <w:t xml:space="preserve"> </w:t>
+      </w:r>
+      <w:r>
+        <w:rPr>
+          <w:rFonts w:ascii="Times New Roman" w:hAnsi="Times New Roman" w:cs="Times New Roman"/>
+          <w:sz w:val="24"/>
+          <w:szCs w:val="24"/>
+        </w:rPr>
+        <w:t>nature</w:t>
+      </w:r>
+      <w:r>
+        <w:rPr>
+          <w:rFonts w:ascii="Times New Roman" w:hAnsi="Times New Roman" w:cs="Times New Roman"/>
           <w:i w:val="0"/>
+          <w:sz w:val="24"/>
+          <w:szCs w:val="24"/>
+          <w:lang w:val="ru-RU"/>
         </w:rPr>
         <w:t>, не выводится из потока данных, не является копией какого-либо впечатления.</w:t>
       </w:r>
     </w:p>
-    <w:p/>
+    <w:p>
+      <w:pPr>
+        <w:rPr>
+          <w:rFonts w:ascii="Times New Roman" w:hAnsi="Times New Roman" w:cs="Times New Roman"/>
+          <w:sz w:val="24"/>
+          <w:szCs w:val="24"/>
+          <w:lang w:val="ru-RU"/>
+        </w:rPr>
+      </w:pPr>
+    </w:p>
     <w:sectPr>
       <w:pgSz w:w="12240" w:h="15840"/>
       <w:pgMar w:top="1440" w:right="1440" w:bottom="1440" w:left="1440" w:header="720" w:footer="720" w:gutter="0"/>
